--- a/貸付申込書テンプレート.docx
+++ b/貸付申込書テンプレート.docx
@@ -19,22 +19,43 @@
     <w:tbl>
       <w:tblPr>
         <w:tblW w:type="auto" w:w="0"/>
+        <w:jc w:val="center"/>
         <w:tblLayout w:type="fixed"/>
         <w:tblLook w:firstColumn="1" w:firstRow="1" w:lastColumn="0" w:lastRow="0" w:noHBand="0" w:noVBand="1" w:val="04A0"/>
         <w:tblLayout w:type="fixed"/>
+        <w:tblCellMar>
+          <w:top w:w="20" w:type="dxa"/>
+          <w:left w:w="40" w:type="dxa"/>
+          <w:bottom w:w="20" w:type="dxa"/>
+          <w:right w:w="40" w:type="dxa"/>
+        </w:tblCellMar>
       </w:tblPr>
       <w:tblGrid>
-        <w:gridCol w:w="1701"/>
-        <w:gridCol w:w="5216"/>
-        <w:gridCol w:w="3288"/>
+        <w:gridCol w:w="2964"/>
+        <w:gridCol w:w="1000"/>
+        <w:gridCol w:w="3700"/>
+        <w:gridCol w:w="500"/>
+        <w:gridCol w:w="2156"/>
       </w:tblGrid>
       <w:tr>
         <w:trPr>
-          <w:trHeight w:val="964" w:hRule="atLeast"/>
+          <w:trHeight w:val="680" w:hRule="exact"/>
         </w:trPr>
         <w:tc>
           <w:tcPr>
-            <w:tcW w:type="dxa" w:w="1701"/>
+            <w:tcW w:type="dxa" w:w="2964"/>
+            <w:tcBorders>
+              <w:top w:val="nil"/>
+              <w:bottom w:val="nil"/>
+              <w:left w:val="nil"/>
+              <w:right w:val="nil"/>
+            </w:tcBorders>
+          </w:tcPr>
+          <w:p/>
+        </w:tc>
+        <w:tc>
+          <w:tcPr>
+            <w:tcW w:type="dxa" w:w="1000"/>
             <w:tcBorders>
               <w:top w:val="nil"/>
               <w:bottom w:val="nil"/>
@@ -52,7 +73,7 @@
               <w:rPr>
                 <w:rFonts w:ascii="ＭＳ 明朝" w:hAnsi="ＭＳ 明朝" w:eastAsia="ＭＳ 明朝" w:cs="ＭＳ 明朝"/>
                 <w:b/>
-                <w:sz w:val="28"/>
+                <w:sz w:val="26"/>
               </w:rPr>
               <w:t>普　通</w:t>
             </w:r>
@@ -66,7 +87,7 @@
               <w:rPr>
                 <w:rFonts w:ascii="ＭＳ 明朝" w:hAnsi="ＭＳ 明朝" w:eastAsia="ＭＳ 明朝" w:cs="ＭＳ 明朝"/>
                 <w:b/>
-                <w:sz w:val="28"/>
+                <w:sz w:val="26"/>
               </w:rPr>
               <w:t>特　別</w:t>
             </w:r>
@@ -74,7 +95,7 @@
         </w:tc>
         <w:tc>
           <w:tcPr>
-            <w:tcW w:type="dxa" w:w="5216"/>
+            <w:tcW w:type="dxa" w:w="3700"/>
             <w:tcBorders>
               <w:top w:val="nil"/>
               <w:bottom w:val="nil"/>
@@ -86,13 +107,13 @@
           <w:p>
             <w:pPr>
               <w:spacing w:before="0" w:after="0"/>
-              <w:jc w:val="left"/>
+              <w:jc w:val="center"/>
             </w:pPr>
             <w:r>
               <w:rPr>
                 <w:rFonts w:ascii="ＭＳ 明朝" w:hAnsi="ＭＳ 明朝" w:eastAsia="ＭＳ 明朝" w:cs="ＭＳ 明朝"/>
                 <w:b/>
-                <w:sz w:val="42"/>
+                <w:sz w:val="36"/>
               </w:rPr>
               <w:t>貸　付　申　込　書</w:t>
             </w:r>
@@ -100,14 +121,26 @@
         </w:tc>
         <w:tc>
           <w:tcPr>
-            <w:tcW w:type="dxa" w:w="3288"/>
+            <w:tcW w:type="dxa" w:w="500"/>
             <w:tcBorders>
-              <w:top w:val="single" w:sz="6" w:space="0" w:color="000000"/>
-              <w:bottom w:val="single" w:sz="6" w:space="0" w:color="000000"/>
-              <w:left w:val="single" w:sz="6" w:space="0" w:color="000000"/>
-              <w:right w:val="single" w:sz="6" w:space="0" w:color="000000"/>
+              <w:top w:val="nil"/>
+              <w:bottom w:val="nil"/>
+              <w:left w:val="nil"/>
+              <w:right w:val="nil"/>
             </w:tcBorders>
+          </w:tcPr>
+          <w:p/>
+        </w:tc>
+        <w:tc>
+          <w:tcPr>
+            <w:tcW w:type="dxa" w:w="2156"/>
             <w:vAlign w:val="center"/>
+            <w:tcBorders>
+              <w:top w:val="single" w:sz="4" w:space="0" w:color="000000"/>
+              <w:left w:val="single" w:sz="4" w:space="0" w:color="000000"/>
+              <w:bottom w:val="single" w:sz="4" w:space="0" w:color="000000"/>
+              <w:right w:val="single" w:sz="4" w:space="0" w:color="000000"/>
+            </w:tcBorders>
           </w:tcPr>
           <w:p>
             <w:pPr>
@@ -118,7 +151,7 @@
               <w:rPr>
                 <w:rFonts w:ascii="ＭＳ 明朝" w:hAnsi="ＭＳ 明朝" w:eastAsia="ＭＳ 明朝" w:cs="ＭＳ 明朝"/>
                 <w:b w:val="0"/>
-                <w:sz w:val="21"/>
+                <w:sz w:val="20"/>
               </w:rPr>
               <w:t>申込番号</w:t>
             </w:r>
@@ -128,7 +161,7 @@
     </w:tbl>
     <w:p>
       <w:pPr>
-        <w:spacing w:before="120" w:after="120"/>
+        <w:spacing w:before="160" w:after="120"/>
         <w:ind w:left="170" w:firstLine="0"/>
       </w:pPr>
       <w:r>
@@ -162,66 +195,57 @@
         <w:tblLook w:firstColumn="1" w:firstRow="1" w:lastColumn="0" w:lastRow="0" w:noHBand="0" w:noVBand="1" w:val="04A0"/>
         <w:tblLayout w:type="fixed"/>
         <w:tblCellMar>
-          <w:top w:w="20" w:type="dxa"/>
-          <w:left w:w="50" w:type="dxa"/>
-          <w:bottom w:w="20" w:type="dxa"/>
-          <w:right w:w="50" w:type="dxa"/>
+          <w:top w:w="10" w:type="dxa"/>
+          <w:left w:w="40" w:type="dxa"/>
+          <w:bottom w:w="10" w:type="dxa"/>
+          <w:right w:w="40" w:type="dxa"/>
         </w:tblCellMar>
       </w:tblPr>
       <w:tblGrid>
-        <w:gridCol w:w="283"/>
-        <w:gridCol w:w="283"/>
-        <w:gridCol w:w="283"/>
-        <w:gridCol w:w="283"/>
-        <w:gridCol w:w="283"/>
-        <w:gridCol w:w="283"/>
-        <w:gridCol w:w="283"/>
-        <w:gridCol w:w="283"/>
-        <w:gridCol w:w="283"/>
-        <w:gridCol w:w="283"/>
-        <w:gridCol w:w="283"/>
-        <w:gridCol w:w="283"/>
-        <w:gridCol w:w="283"/>
-        <w:gridCol w:w="283"/>
-        <w:gridCol w:w="283"/>
-        <w:gridCol w:w="283"/>
-        <w:gridCol w:w="283"/>
-        <w:gridCol w:w="283"/>
-        <w:gridCol w:w="283"/>
-        <w:gridCol w:w="283"/>
-        <w:gridCol w:w="283"/>
-        <w:gridCol w:w="283"/>
-        <w:gridCol w:w="283"/>
-        <w:gridCol w:w="283"/>
-        <w:gridCol w:w="283"/>
-        <w:gridCol w:w="283"/>
-        <w:gridCol w:w="283"/>
-        <w:gridCol w:w="283"/>
-        <w:gridCol w:w="283"/>
-        <w:gridCol w:w="283"/>
-        <w:gridCol w:w="283"/>
-        <w:gridCol w:w="283"/>
-        <w:gridCol w:w="283"/>
-        <w:gridCol w:w="283"/>
-        <w:gridCol w:w="283"/>
-        <w:gridCol w:w="283"/>
+        <w:gridCol w:w="398"/>
+        <w:gridCol w:w="850"/>
+        <w:gridCol w:w="1248"/>
+        <w:gridCol w:w="602"/>
+        <w:gridCol w:w="474"/>
+        <w:gridCol w:w="128"/>
+        <w:gridCol w:w="602"/>
+        <w:gridCol w:w="348"/>
+        <w:gridCol w:w="56"/>
+        <w:gridCol w:w="198"/>
+        <w:gridCol w:w="228"/>
+        <w:gridCol w:w="198"/>
+        <w:gridCol w:w="226"/>
+        <w:gridCol w:w="228"/>
+        <w:gridCol w:w="198"/>
+        <w:gridCol w:w="426"/>
+        <w:gridCol w:w="140"/>
+        <w:gridCol w:w="284"/>
+        <w:gridCol w:w="426"/>
+        <w:gridCol w:w="142"/>
+        <w:gridCol w:w="282"/>
+        <w:gridCol w:w="134"/>
+        <w:gridCol w:w="418"/>
+        <w:gridCol w:w="416"/>
+        <w:gridCol w:w="418"/>
+        <w:gridCol w:w="416"/>
+        <w:gridCol w:w="418"/>
+        <w:gridCol w:w="418"/>
       </w:tblGrid>
       <w:tr>
         <w:trPr>
-          <w:trHeight w:val="624" w:hRule="atLeast"/>
+          <w:trHeight w:val="822" w:hRule="exact"/>
         </w:trPr>
         <w:tc>
           <w:tcPr>
-            <w:tcW w:type="dxa" w:w="566"/>
-            <w:gridSpan w:val="2"/>
+            <w:tcW w:type="dxa" w:w="398"/>
             <w:vMerge w:val="restart"/>
+            <w:vAlign w:val="center"/>
             <w:tcBorders>
-              <w:top w:val="single" w:sz="18" w:space="0" w:color="000000"/>
-              <w:bottom w:val="single" w:sz="6" w:space="0" w:color="000000"/>
-              <w:left w:val="single" w:sz="18" w:space="0" w:color="000000"/>
-              <w:right w:val="single" w:sz="6" w:space="0" w:color="000000"/>
+              <w:top w:val="single" w:sz="16" w:space="0" w:color="000000"/>
+              <w:left w:val="single" w:sz="16" w:space="0" w:color="000000"/>
+              <w:bottom w:val="nil"/>
+              <w:right w:val="single" w:sz="8" w:space="0" w:color="000000"/>
             </w:tcBorders>
-            <w:vAlign w:val="center"/>
             <w:shd w:val="clear" w:color="auto" w:fill="D9D9D9"/>
             <w:textDirection w:val="tbRlV"/>
           </w:tcPr>
@@ -234,7 +258,7 @@
               <w:rPr>
                 <w:rFonts w:ascii="ＭＳ 明朝" w:hAnsi="ＭＳ 明朝" w:eastAsia="ＭＳ 明朝" w:cs="ＭＳ 明朝"/>
                 <w:b w:val="0"/>
-                <w:sz w:val="20"/>
+                <w:sz w:val="19"/>
               </w:rPr>
               <w:t>申込内容</w:t>
             </w:r>
@@ -242,15 +266,15 @@
         </w:tc>
         <w:tc>
           <w:tcPr>
-            <w:tcW w:type="dxa" w:w="1698"/>
-            <w:gridSpan w:val="6"/>
+            <w:tcW w:type="dxa" w:w="2098"/>
+            <w:gridSpan w:val="2"/>
+            <w:vAlign w:val="center"/>
             <w:tcBorders>
-              <w:top w:val="single" w:sz="18" w:space="0" w:color="000000"/>
-              <w:bottom w:val="single" w:sz="6" w:space="0" w:color="000000"/>
-              <w:left w:val="single" w:sz="6" w:space="0" w:color="000000"/>
-              <w:right w:val="single" w:sz="6" w:space="0" w:color="000000"/>
+              <w:top w:val="single" w:sz="16" w:space="0" w:color="000000"/>
+              <w:left w:val="single" w:sz="8" w:space="0" w:color="000000"/>
+              <w:bottom w:val="single" w:sz="8" w:space="0" w:color="000000"/>
+              <w:right w:val="single" w:sz="4" w:space="0" w:color="000000"/>
             </w:tcBorders>
-            <w:vAlign w:val="center"/>
             <w:shd w:val="clear" w:color="auto" w:fill="D9D9D9"/>
           </w:tcPr>
           <w:p>
@@ -270,42 +294,14 @@
         </w:tc>
         <w:tc>
           <w:tcPr>
-            <w:tcW w:type="dxa" w:w="566"/>
-            <w:gridSpan w:val="2"/>
+            <w:tcW w:type="dxa" w:w="602"/>
+            <w:vAlign w:val="center"/>
             <w:tcBorders>
-              <w:top w:val="single" w:sz="18" w:space="0" w:color="000000"/>
-              <w:bottom w:val="single" w:sz="6" w:space="0" w:color="000000"/>
-              <w:left w:val="single" w:sz="6" w:space="0" w:color="000000"/>
-              <w:right w:val="single" w:sz="6" w:space="0" w:color="000000"/>
+              <w:top w:val="single" w:sz="16" w:space="0" w:color="000000"/>
+              <w:left w:val="single" w:sz="4" w:space="0" w:color="000000"/>
+              <w:bottom w:val="single" w:sz="8" w:space="0" w:color="000000"/>
+              <w:right w:val="single" w:sz="4" w:space="0" w:color="000000"/>
             </w:tcBorders>
-            <w:vAlign w:val="center"/>
-          </w:tcPr>
-          <w:p>
-            <w:pPr>
-              <w:spacing w:before="0" w:after="0"/>
-              <w:jc w:val="center"/>
-            </w:pPr>
-            <w:r>
-              <w:rPr>
-                <w:rFonts w:ascii="ＭＳ 明朝" w:hAnsi="ＭＳ 明朝" w:eastAsia="ＭＳ 明朝" w:cs="ＭＳ 明朝"/>
-                <w:b/>
-                <w:sz w:val="30"/>
-              </w:rPr>
-              <w:t>{{金額千}}</w:t>
-            </w:r>
-          </w:p>
-        </w:tc>
-        <w:tc>
-          <w:tcPr>
-            <w:tcW w:type="dxa" w:w="566"/>
-            <w:gridSpan w:val="2"/>
-            <w:tcBorders>
-              <w:top w:val="single" w:sz="18" w:space="0" w:color="000000"/>
-              <w:bottom w:val="single" w:sz="6" w:space="0" w:color="000000"/>
-              <w:left w:val="single" w:sz="6" w:space="0" w:color="000000"/>
-              <w:right w:val="single" w:sz="6" w:space="0" w:color="000000"/>
-            </w:tcBorders>
-            <w:vAlign w:val="center"/>
           </w:tcPr>
           <w:p>
             <w:pPr>
@@ -324,15 +320,15 @@
         </w:tc>
         <w:tc>
           <w:tcPr>
-            <w:tcW w:type="dxa" w:w="566"/>
+            <w:tcW w:type="dxa" w:w="602"/>
             <w:gridSpan w:val="2"/>
+            <w:vAlign w:val="center"/>
             <w:tcBorders>
-              <w:top w:val="single" w:sz="18" w:space="0" w:color="000000"/>
-              <w:bottom w:val="single" w:sz="6" w:space="0" w:color="000000"/>
-              <w:left w:val="single" w:sz="6" w:space="0" w:color="000000"/>
-              <w:right w:val="single" w:sz="6" w:space="0" w:color="000000"/>
+              <w:top w:val="single" w:sz="16" w:space="0" w:color="000000"/>
+              <w:left w:val="single" w:sz="4" w:space="0" w:color="000000"/>
+              <w:bottom w:val="single" w:sz="8" w:space="0" w:color="000000"/>
+              <w:right w:val="single" w:sz="4" w:space="0" w:color="000000"/>
             </w:tcBorders>
-            <w:vAlign w:val="center"/>
           </w:tcPr>
           <w:p>
             <w:pPr>
@@ -351,15 +347,14 @@
         </w:tc>
         <w:tc>
           <w:tcPr>
-            <w:tcW w:type="dxa" w:w="566"/>
-            <w:gridSpan w:val="2"/>
+            <w:tcW w:type="dxa" w:w="602"/>
+            <w:vAlign w:val="center"/>
             <w:tcBorders>
-              <w:top w:val="single" w:sz="18" w:space="0" w:color="000000"/>
-              <w:bottom w:val="single" w:sz="6" w:space="0" w:color="000000"/>
-              <w:left w:val="single" w:sz="6" w:space="0" w:color="000000"/>
-              <w:right w:val="single" w:sz="6" w:space="0" w:color="000000"/>
+              <w:top w:val="single" w:sz="16" w:space="0" w:color="000000"/>
+              <w:left w:val="single" w:sz="4" w:space="0" w:color="000000"/>
+              <w:bottom w:val="single" w:sz="8" w:space="0" w:color="000000"/>
+              <w:right w:val="single" w:sz="4" w:space="0" w:color="000000"/>
             </w:tcBorders>
-            <w:vAlign w:val="center"/>
           </w:tcPr>
           <w:p>
             <w:pPr>
@@ -378,15 +373,15 @@
         </w:tc>
         <w:tc>
           <w:tcPr>
-            <w:tcW w:type="dxa" w:w="566"/>
-            <w:gridSpan w:val="2"/>
+            <w:tcW w:type="dxa" w:w="602"/>
+            <w:gridSpan w:val="3"/>
+            <w:vAlign w:val="center"/>
             <w:tcBorders>
-              <w:top w:val="single" w:sz="18" w:space="0" w:color="000000"/>
-              <w:bottom w:val="single" w:sz="6" w:space="0" w:color="000000"/>
-              <w:left w:val="single" w:sz="6" w:space="0" w:color="000000"/>
-              <w:right w:val="single" w:sz="6" w:space="0" w:color="000000"/>
+              <w:top w:val="single" w:sz="16" w:space="0" w:color="000000"/>
+              <w:left w:val="single" w:sz="4" w:space="0" w:color="000000"/>
+              <w:bottom w:val="single" w:sz="8" w:space="0" w:color="000000"/>
+              <w:right w:val="single" w:sz="16" w:space="0" w:color="000000"/>
             </w:tcBorders>
-            <w:vAlign w:val="center"/>
           </w:tcPr>
           <w:p>
             <w:pPr>
@@ -397,7 +392,7 @@
               <w:rPr>
                 <w:rFonts w:ascii="ＭＳ 明朝" w:hAnsi="ＭＳ 明朝" w:eastAsia="ＭＳ 明朝" w:cs="ＭＳ 明朝"/>
                 <w:b w:val="0"/>
-                <w:sz w:val="17"/>
+                <w:sz w:val="19"/>
               </w:rPr>
               <w:t>万円</w:t>
             </w:r>
@@ -405,16 +400,16 @@
         </w:tc>
         <w:tc>
           <w:tcPr>
-            <w:tcW w:type="dxa" w:w="849"/>
-            <w:gridSpan w:val="3"/>
+            <w:tcW w:type="dxa" w:w="880"/>
+            <w:gridSpan w:val="4"/>
             <w:vMerge w:val="restart"/>
+            <w:vAlign w:val="center"/>
             <w:tcBorders>
-              <w:top w:val="single" w:sz="18" w:space="0" w:color="000000"/>
-              <w:bottom w:val="single" w:sz="6" w:space="0" w:color="000000"/>
-              <w:left w:val="single" w:sz="6" w:space="0" w:color="000000"/>
-              <w:right w:val="single" w:sz="6" w:space="0" w:color="000000"/>
+              <w:top w:val="single" w:sz="16" w:space="0" w:color="000000"/>
+              <w:left w:val="single" w:sz="16" w:space="0" w:color="000000"/>
+              <w:bottom w:val="nil"/>
+              <w:right w:val="single" w:sz="16" w:space="0" w:color="000000"/>
             </w:tcBorders>
-            <w:vAlign w:val="center"/>
             <w:shd w:val="clear" w:color="auto" w:fill="D9D9D9"/>
           </w:tcPr>
           <w:p>
@@ -426,7 +421,7 @@
               <w:rPr>
                 <w:rFonts w:ascii="ＭＳ 明朝" w:hAnsi="ＭＳ 明朝" w:eastAsia="ＭＳ 明朝" w:cs="ＭＳ 明朝"/>
                 <w:b w:val="0"/>
-                <w:sz w:val="16"/>
+                <w:sz w:val="15"/>
               </w:rPr>
               <w:t>申込事由</w:t>
             </w:r>
@@ -440,24 +435,24 @@
               <w:rPr>
                 <w:rFonts w:ascii="ＭＳ 明朝" w:hAnsi="ＭＳ 明朝" w:eastAsia="ＭＳ 明朝" w:cs="ＭＳ 明朝"/>
                 <w:b w:val="0"/>
-                <w:sz w:val="16"/>
+                <w:sz w:val="15"/>
               </w:rPr>
-              <w:t>該当するもの を○で囲ん でください</w:t>
+              <w:t>該当するものを○で囲んでください</w:t>
             </w:r>
           </w:p>
         </w:tc>
         <w:tc>
           <w:tcPr>
-            <w:tcW w:type="dxa" w:w="4245"/>
-            <w:gridSpan w:val="15"/>
+            <w:tcW w:type="dxa" w:w="4536"/>
+            <w:gridSpan w:val="14"/>
             <w:vMerge w:val="restart"/>
+            <w:vAlign w:val="center"/>
             <w:tcBorders>
-              <w:top w:val="single" w:sz="18" w:space="0" w:color="000000"/>
-              <w:bottom w:val="single" w:sz="6" w:space="0" w:color="000000"/>
-              <w:left w:val="single" w:sz="6" w:space="0" w:color="000000"/>
-              <w:right w:val="single" w:sz="18" w:space="0" w:color="000000"/>
+              <w:top w:val="single" w:sz="16" w:space="0" w:color="000000"/>
+              <w:left w:val="single" w:sz="16" w:space="0" w:color="000000"/>
+              <w:bottom w:val="nil"/>
+              <w:right w:val="single" w:sz="16" w:space="0" w:color="000000"/>
             </w:tcBorders>
-            <w:vAlign w:val="center"/>
           </w:tcPr>
           <w:p>
             <w:pPr>
@@ -468,7 +463,7 @@
               <w:rPr>
                 <w:rFonts w:ascii="ＭＳ 明朝" w:hAnsi="ＭＳ 明朝" w:eastAsia="ＭＳ 明朝" w:cs="ＭＳ 明朝"/>
                 <w:b w:val="0"/>
-                <w:sz w:val="17"/>
+                <w:sz w:val="18"/>
               </w:rPr>
               <w:t>{{事由自動車}}組合員の自動車購入</w:t>
             </w:r>
@@ -482,7 +477,7 @@
               <w:rPr>
                 <w:rFonts w:ascii="ＭＳ 明朝" w:hAnsi="ＭＳ 明朝" w:eastAsia="ＭＳ 明朝" w:cs="ＭＳ 明朝"/>
                 <w:b w:val="0"/>
-                <w:sz w:val="17"/>
+                <w:sz w:val="18"/>
               </w:rPr>
               <w:t>（※２　登録予定日　{{登録予定日}}）</w:t>
             </w:r>
@@ -496,7 +491,7 @@
               <w:rPr>
                 <w:rFonts w:ascii="ＭＳ 明朝" w:hAnsi="ＭＳ 明朝" w:eastAsia="ＭＳ 明朝" w:cs="ＭＳ 明朝"/>
                 <w:b w:val="0"/>
-                <w:sz w:val="17"/>
+                <w:sz w:val="18"/>
               </w:rPr>
               <w:t>組合員・被扶養者の</w:t>
             </w:r>
@@ -510,7 +505,7 @@
               <w:rPr>
                 <w:rFonts w:ascii="ＭＳ 明朝" w:hAnsi="ＭＳ 明朝" w:eastAsia="ＭＳ 明朝" w:cs="ＭＳ 明朝"/>
                 <w:b w:val="0"/>
-                <w:sz w:val="17"/>
+                <w:sz w:val="18"/>
               </w:rPr>
               <w:t xml:space="preserve">　{{事由出産}}出産・{{事由医療}}医療・{{事由入学}}入学（　　　　　）</w:t>
             </w:r>
@@ -524,7 +519,7 @@
               <w:rPr>
                 <w:rFonts w:ascii="ＭＳ 明朝" w:hAnsi="ＭＳ 明朝" w:eastAsia="ＭＳ 明朝" w:cs="ＭＳ 明朝"/>
                 <w:b w:val="0"/>
-                <w:sz w:val="17"/>
+                <w:sz w:val="18"/>
               </w:rPr>
               <w:t xml:space="preserve">　{{事由結婚}}結婚・{{事由葬祭}}葬祭（{{事由日}}）</w:t>
             </w:r>
@@ -538,7 +533,7 @@
               <w:rPr>
                 <w:rFonts w:ascii="ＭＳ 明朝" w:hAnsi="ＭＳ 明朝" w:eastAsia="ＭＳ 明朝" w:cs="ＭＳ 明朝"/>
                 <w:b w:val="0"/>
-                <w:sz w:val="17"/>
+                <w:sz w:val="18"/>
               </w:rPr>
               <w:t xml:space="preserve">　{{事由修学}}修学（　　年制　　年）</w:t>
             </w:r>
@@ -552,42 +547,41 @@
               <w:rPr>
                 <w:rFonts w:ascii="ＭＳ 明朝" w:hAnsi="ＭＳ 明朝" w:eastAsia="ＭＳ 明朝" w:cs="ＭＳ 明朝"/>
                 <w:b w:val="0"/>
-                <w:sz w:val="17"/>
+                <w:sz w:val="18"/>
               </w:rPr>
-              <w:t>（対象者氏名　　　　　　　続柄　　　）</w:t>
+              <w:t>（対象者氏名　　　　　　　　続柄　　　　　）</w:t>
             </w:r>
           </w:p>
         </w:tc>
       </w:tr>
       <w:tr>
         <w:trPr>
-          <w:trHeight w:val="595" w:hRule="atLeast"/>
+          <w:trHeight w:val="610" w:hRule="exact"/>
         </w:trPr>
         <w:tc>
           <w:tcPr>
-            <w:tcW w:type="dxa" w:w="566"/>
-            <w:gridSpan w:val="2"/>
+            <w:tcW w:type="dxa" w:w="398"/>
             <w:vMerge/>
             <w:tcBorders>
-              <w:top w:val="single" w:sz="6" w:space="0" w:color="000000"/>
-              <w:bottom w:val="single" w:sz="6" w:space="0" w:color="000000"/>
-              <w:left w:val="single" w:sz="6" w:space="0" w:color="000000"/>
-              <w:right w:val="single" w:sz="6" w:space="0" w:color="000000"/>
+              <w:top w:val="nil"/>
+              <w:left w:val="single" w:sz="16" w:space="0" w:color="000000"/>
+              <w:bottom w:val="nil"/>
+              <w:right w:val="single" w:sz="8" w:space="0" w:color="000000"/>
             </w:tcBorders>
           </w:tcPr>
           <w:p/>
         </w:tc>
         <w:tc>
           <w:tcPr>
-            <w:tcW w:type="dxa" w:w="1698"/>
-            <w:gridSpan w:val="6"/>
+            <w:tcW w:type="dxa" w:w="2098"/>
+            <w:gridSpan w:val="2"/>
+            <w:vAlign w:val="center"/>
             <w:tcBorders>
-              <w:top w:val="single" w:sz="6" w:space="0" w:color="000000"/>
-              <w:bottom w:val="single" w:sz="6" w:space="0" w:color="000000"/>
-              <w:left w:val="single" w:sz="6" w:space="0" w:color="000000"/>
-              <w:right w:val="single" w:sz="6" w:space="0" w:color="000000"/>
+              <w:top w:val="single" w:sz="8" w:space="0" w:color="000000"/>
+              <w:left w:val="single" w:sz="8" w:space="0" w:color="000000"/>
+              <w:bottom w:val="dashed" w:sz="4" w:space="0" w:color="000000"/>
+              <w:right w:val="single" w:sz="4" w:space="0" w:color="000000"/>
             </w:tcBorders>
-            <w:vAlign w:val="center"/>
             <w:shd w:val="clear" w:color="auto" w:fill="D9D9D9"/>
           </w:tcPr>
           <w:p>
@@ -601,7 +595,7 @@
                 <w:b w:val="0"/>
                 <w:sz w:val="19"/>
               </w:rPr>
-              <w:t>償　還　回　数（※１）</w:t>
+              <w:t>償還回数（※１）</w:t>
             </w:r>
           </w:p>
           <w:p>
@@ -613,7 +607,7 @@
               <w:rPr>
                 <w:rFonts w:ascii="ＭＳ 明朝" w:hAnsi="ＭＳ 明朝" w:eastAsia="ＭＳ 明朝" w:cs="ＭＳ 明朝"/>
                 <w:b w:val="0"/>
-                <w:sz w:val="19"/>
+                <w:sz w:val="13"/>
               </w:rPr>
               <w:t>(120回以内、修学は150回以内)</w:t>
             </w:r>
@@ -621,15 +615,15 @@
         </w:tc>
         <w:tc>
           <w:tcPr>
-            <w:tcW w:type="dxa" w:w="2264"/>
-            <w:gridSpan w:val="8"/>
+            <w:tcW w:type="dxa" w:w="1806"/>
+            <w:gridSpan w:val="4"/>
+            <w:vAlign w:val="center"/>
             <w:tcBorders>
-              <w:top w:val="single" w:sz="6" w:space="0" w:color="000000"/>
-              <w:bottom w:val="single" w:sz="6" w:space="0" w:color="000000"/>
-              <w:left w:val="single" w:sz="6" w:space="0" w:color="000000"/>
-              <w:right w:val="single" w:sz="6" w:space="0" w:color="000000"/>
+              <w:top w:val="single" w:sz="8" w:space="0" w:color="000000"/>
+              <w:left w:val="single" w:sz="4" w:space="0" w:color="000000"/>
+              <w:bottom w:val="dashed" w:sz="4" w:space="0" w:color="000000"/>
+              <w:right w:val="single" w:sz="4" w:space="0" w:color="000000"/>
             </w:tcBorders>
-            <w:vAlign w:val="center"/>
           </w:tcPr>
           <w:p>
             <w:pPr>
@@ -648,15 +642,15 @@
         </w:tc>
         <w:tc>
           <w:tcPr>
-            <w:tcW w:type="dxa" w:w="566"/>
-            <w:gridSpan w:val="2"/>
+            <w:tcW w:type="dxa" w:w="602"/>
+            <w:gridSpan w:val="3"/>
+            <w:vAlign w:val="center"/>
             <w:tcBorders>
-              <w:top w:val="single" w:sz="6" w:space="0" w:color="000000"/>
-              <w:bottom w:val="single" w:sz="6" w:space="0" w:color="000000"/>
-              <w:left w:val="single" w:sz="6" w:space="0" w:color="000000"/>
-              <w:right w:val="single" w:sz="6" w:space="0" w:color="000000"/>
+              <w:top w:val="single" w:sz="8" w:space="0" w:color="000000"/>
+              <w:left w:val="single" w:sz="4" w:space="0" w:color="000000"/>
+              <w:bottom w:val="dashed" w:sz="4" w:space="0" w:color="000000"/>
+              <w:right w:val="single" w:sz="16" w:space="0" w:color="000000"/>
             </w:tcBorders>
-            <w:vAlign w:val="center"/>
           </w:tcPr>
           <w:p>
             <w:pPr>
@@ -667,7 +661,7 @@
               <w:rPr>
                 <w:rFonts w:ascii="ＭＳ 明朝" w:hAnsi="ＭＳ 明朝" w:eastAsia="ＭＳ 明朝" w:cs="ＭＳ 明朝"/>
                 <w:b w:val="0"/>
-                <w:sz w:val="21"/>
+                <w:sz w:val="19"/>
               </w:rPr>
               <w:t>回</w:t>
             </w:r>
@@ -675,28 +669,28 @@
         </w:tc>
         <w:tc>
           <w:tcPr>
-            <w:tcW w:type="dxa" w:w="849"/>
-            <w:gridSpan w:val="3"/>
+            <w:tcW w:type="dxa" w:w="880"/>
+            <w:gridSpan w:val="4"/>
             <w:vMerge/>
             <w:tcBorders>
-              <w:top w:val="single" w:sz="6" w:space="0" w:color="000000"/>
-              <w:bottom w:val="single" w:sz="6" w:space="0" w:color="000000"/>
-              <w:left w:val="single" w:sz="6" w:space="0" w:color="000000"/>
-              <w:right w:val="single" w:sz="6" w:space="0" w:color="000000"/>
+              <w:top w:val="nil"/>
+              <w:left w:val="single" w:sz="16" w:space="0" w:color="000000"/>
+              <w:bottom w:val="nil"/>
+              <w:right w:val="single" w:sz="16" w:space="0" w:color="000000"/>
             </w:tcBorders>
           </w:tcPr>
           <w:p/>
         </w:tc>
         <w:tc>
           <w:tcPr>
-            <w:tcW w:type="dxa" w:w="4245"/>
-            <w:gridSpan w:val="15"/>
+            <w:tcW w:type="dxa" w:w="4536"/>
+            <w:gridSpan w:val="14"/>
             <w:vMerge/>
             <w:tcBorders>
-              <w:top w:val="single" w:sz="6" w:space="0" w:color="000000"/>
-              <w:bottom w:val="single" w:sz="6" w:space="0" w:color="000000"/>
-              <w:left w:val="single" w:sz="6" w:space="0" w:color="000000"/>
-              <w:right w:val="single" w:sz="6" w:space="0" w:color="000000"/>
+              <w:top w:val="nil"/>
+              <w:left w:val="single" w:sz="16" w:space="0" w:color="000000"/>
+              <w:bottom w:val="nil"/>
+              <w:right w:val="single" w:sz="16" w:space="0" w:color="000000"/>
             </w:tcBorders>
           </w:tcPr>
           <w:p/>
@@ -704,33 +698,32 @@
       </w:tr>
       <w:tr>
         <w:trPr>
-          <w:trHeight w:val="595" w:hRule="atLeast"/>
+          <w:trHeight w:val="610" w:hRule="exact"/>
         </w:trPr>
         <w:tc>
           <w:tcPr>
-            <w:tcW w:type="dxa" w:w="566"/>
-            <w:gridSpan w:val="2"/>
+            <w:tcW w:type="dxa" w:w="398"/>
             <w:vMerge/>
             <w:tcBorders>
-              <w:top w:val="single" w:sz="6" w:space="0" w:color="000000"/>
-              <w:bottom w:val="single" w:sz="6" w:space="0" w:color="000000"/>
-              <w:left w:val="single" w:sz="6" w:space="0" w:color="000000"/>
-              <w:right w:val="single" w:sz="6" w:space="0" w:color="000000"/>
+              <w:top w:val="nil"/>
+              <w:left w:val="single" w:sz="16" w:space="0" w:color="000000"/>
+              <w:bottom w:val="single" w:sz="16" w:space="0" w:color="000000"/>
+              <w:right w:val="single" w:sz="8" w:space="0" w:color="000000"/>
             </w:tcBorders>
           </w:tcPr>
           <w:p/>
         </w:tc>
         <w:tc>
           <w:tcPr>
-            <w:tcW w:type="dxa" w:w="1698"/>
-            <w:gridSpan w:val="6"/>
+            <w:tcW w:type="dxa" w:w="2098"/>
+            <w:gridSpan w:val="2"/>
+            <w:vAlign w:val="center"/>
             <w:tcBorders>
-              <w:top w:val="single" w:sz="6" w:space="0" w:color="000000"/>
-              <w:bottom w:val="single" w:sz="6" w:space="0" w:color="000000"/>
-              <w:left w:val="single" w:sz="6" w:space="0" w:color="000000"/>
-              <w:right w:val="single" w:sz="6" w:space="0" w:color="000000"/>
+              <w:top w:val="dashed" w:sz="4" w:space="0" w:color="000000"/>
+              <w:left w:val="single" w:sz="8" w:space="0" w:color="000000"/>
+              <w:bottom w:val="single" w:sz="16" w:space="0" w:color="000000"/>
+              <w:right w:val="single" w:sz="4" w:space="0" w:color="000000"/>
             </w:tcBorders>
-            <w:vAlign w:val="center"/>
             <w:shd w:val="clear" w:color="auto" w:fill="D9D9D9"/>
           </w:tcPr>
           <w:p>
@@ -742,7 +735,7 @@
               <w:rPr>
                 <w:rFonts w:ascii="ＭＳ 明朝" w:hAnsi="ＭＳ 明朝" w:eastAsia="ＭＳ 明朝" w:cs="ＭＳ 明朝"/>
                 <w:b w:val="0"/>
-                <w:sz w:val="20"/>
+                <w:sz w:val="19"/>
               </w:rPr>
               <w:t>一回の償還額（※１）</w:t>
             </w:r>
@@ -750,15 +743,15 @@
         </w:tc>
         <w:tc>
           <w:tcPr>
-            <w:tcW w:type="dxa" w:w="2264"/>
-            <w:gridSpan w:val="8"/>
+            <w:tcW w:type="dxa" w:w="1806"/>
+            <w:gridSpan w:val="4"/>
+            <w:vAlign w:val="center"/>
             <w:tcBorders>
-              <w:top w:val="single" w:sz="6" w:space="0" w:color="000000"/>
-              <w:bottom w:val="single" w:sz="6" w:space="0" w:color="000000"/>
-              <w:left w:val="single" w:sz="6" w:space="0" w:color="000000"/>
-              <w:right w:val="single" w:sz="6" w:space="0" w:color="000000"/>
+              <w:top w:val="dashed" w:sz="4" w:space="0" w:color="000000"/>
+              <w:left w:val="single" w:sz="4" w:space="0" w:color="000000"/>
+              <w:bottom w:val="single" w:sz="16" w:space="0" w:color="000000"/>
+              <w:right w:val="single" w:sz="4" w:space="0" w:color="000000"/>
             </w:tcBorders>
-            <w:vAlign w:val="center"/>
           </w:tcPr>
           <w:p>
             <w:pPr>
@@ -777,15 +770,15 @@
         </w:tc>
         <w:tc>
           <w:tcPr>
-            <w:tcW w:type="dxa" w:w="566"/>
-            <w:gridSpan w:val="2"/>
+            <w:tcW w:type="dxa" w:w="602"/>
+            <w:gridSpan w:val="3"/>
+            <w:vAlign w:val="center"/>
             <w:tcBorders>
-              <w:top w:val="single" w:sz="6" w:space="0" w:color="000000"/>
-              <w:bottom w:val="single" w:sz="6" w:space="0" w:color="000000"/>
-              <w:left w:val="single" w:sz="6" w:space="0" w:color="000000"/>
-              <w:right w:val="single" w:sz="6" w:space="0" w:color="000000"/>
+              <w:top w:val="dashed" w:sz="4" w:space="0" w:color="000000"/>
+              <w:left w:val="single" w:sz="4" w:space="0" w:color="000000"/>
+              <w:bottom w:val="single" w:sz="16" w:space="0" w:color="000000"/>
+              <w:right w:val="single" w:sz="16" w:space="0" w:color="000000"/>
             </w:tcBorders>
-            <w:vAlign w:val="center"/>
           </w:tcPr>
           <w:p>
             <w:pPr>
@@ -796,7 +789,7 @@
               <w:rPr>
                 <w:rFonts w:ascii="ＭＳ 明朝" w:hAnsi="ＭＳ 明朝" w:eastAsia="ＭＳ 明朝" w:cs="ＭＳ 明朝"/>
                 <w:b w:val="0"/>
-                <w:sz w:val="21"/>
+                <w:sz w:val="19"/>
               </w:rPr>
               <w:t>円</w:t>
             </w:r>
@@ -804,28 +797,28 @@
         </w:tc>
         <w:tc>
           <w:tcPr>
-            <w:tcW w:type="dxa" w:w="849"/>
-            <w:gridSpan w:val="3"/>
+            <w:tcW w:type="dxa" w:w="880"/>
+            <w:gridSpan w:val="4"/>
             <w:vMerge/>
             <w:tcBorders>
-              <w:top w:val="single" w:sz="6" w:space="0" w:color="000000"/>
-              <w:bottom w:val="single" w:sz="6" w:space="0" w:color="000000"/>
-              <w:left w:val="single" w:sz="6" w:space="0" w:color="000000"/>
-              <w:right w:val="single" w:sz="6" w:space="0" w:color="000000"/>
+              <w:top w:val="nil"/>
+              <w:left w:val="single" w:sz="16" w:space="0" w:color="000000"/>
+              <w:bottom w:val="single" w:sz="16" w:space="0" w:color="000000"/>
+              <w:right w:val="single" w:sz="16" w:space="0" w:color="000000"/>
             </w:tcBorders>
           </w:tcPr>
           <w:p/>
         </w:tc>
         <w:tc>
           <w:tcPr>
-            <w:tcW w:type="dxa" w:w="4245"/>
-            <w:gridSpan w:val="15"/>
+            <w:tcW w:type="dxa" w:w="4536"/>
+            <w:gridSpan w:val="14"/>
             <w:vMerge/>
             <w:tcBorders>
-              <w:top w:val="single" w:sz="6" w:space="0" w:color="000000"/>
-              <w:bottom w:val="single" w:sz="6" w:space="0" w:color="000000"/>
-              <w:left w:val="single" w:sz="6" w:space="0" w:color="000000"/>
-              <w:right w:val="single" w:sz="6" w:space="0" w:color="000000"/>
+              <w:top w:val="nil"/>
+              <w:left w:val="single" w:sz="16" w:space="0" w:color="000000"/>
+              <w:bottom w:val="single" w:sz="16" w:space="0" w:color="000000"/>
+              <w:right w:val="single" w:sz="16" w:space="0" w:color="000000"/>
             </w:tcBorders>
           </w:tcPr>
           <w:p/>
@@ -833,20 +826,19 @@
       </w:tr>
       <w:tr>
         <w:trPr>
-          <w:trHeight w:val="425" w:hRule="atLeast"/>
+          <w:trHeight w:val="424" w:hRule="exact"/>
         </w:trPr>
         <w:tc>
           <w:tcPr>
-            <w:tcW w:type="dxa" w:w="566"/>
-            <w:gridSpan w:val="2"/>
+            <w:tcW w:type="dxa" w:w="398"/>
             <w:vMerge w:val="restart"/>
+            <w:vAlign w:val="center"/>
             <w:tcBorders>
-              <w:top w:val="single" w:sz="6" w:space="0" w:color="000000"/>
-              <w:bottom w:val="single" w:sz="18" w:space="0" w:color="000000"/>
-              <w:left w:val="single" w:sz="18" w:space="0" w:color="000000"/>
-              <w:right w:val="single" w:sz="6" w:space="0" w:color="000000"/>
+              <w:top w:val="single" w:sz="16" w:space="0" w:color="000000"/>
+              <w:left w:val="single" w:sz="16" w:space="0" w:color="000000"/>
+              <w:bottom w:val="nil"/>
+              <w:right w:val="single" w:sz="8" w:space="0" w:color="000000"/>
             </w:tcBorders>
-            <w:vAlign w:val="center"/>
             <w:shd w:val="clear" w:color="auto" w:fill="D9D9D9"/>
             <w:textDirection w:val="tbRlV"/>
           </w:tcPr>
@@ -859,7 +851,7 @@
               <w:rPr>
                 <w:rFonts w:ascii="ＭＳ 明朝" w:hAnsi="ＭＳ 明朝" w:eastAsia="ＭＳ 明朝" w:cs="ＭＳ 明朝"/>
                 <w:b w:val="0"/>
-                <w:sz w:val="20"/>
+                <w:sz w:val="19"/>
               </w:rPr>
               <w:t>申　込　人</w:t>
             </w:r>
@@ -867,16 +859,16 @@
         </w:tc>
         <w:tc>
           <w:tcPr>
-            <w:tcW w:type="dxa" w:w="3679"/>
-            <w:gridSpan w:val="13"/>
+            <w:tcW w:type="dxa" w:w="3174"/>
+            <w:gridSpan w:val="4"/>
             <w:vMerge w:val="restart"/>
+            <w:vAlign w:val="top"/>
             <w:tcBorders>
-              <w:top w:val="single" w:sz="6" w:space="0" w:color="000000"/>
-              <w:bottom w:val="single" w:sz="6" w:space="0" w:color="000000"/>
-              <w:left w:val="single" w:sz="6" w:space="0" w:color="000000"/>
-              <w:right w:val="single" w:sz="6" w:space="0" w:color="000000"/>
+              <w:top w:val="single" w:sz="16" w:space="0" w:color="000000"/>
+              <w:left w:val="single" w:sz="8" w:space="0" w:color="000000"/>
+              <w:bottom w:val="nil"/>
+              <w:right w:val="single" w:sz="4" w:space="0" w:color="000000"/>
             </w:tcBorders>
-            <w:vAlign w:val="top"/>
           </w:tcPr>
           <w:p>
             <w:pPr>
@@ -887,16 +879,10 @@
               <w:rPr>
                 <w:rFonts w:ascii="ＭＳ 明朝" w:hAnsi="ＭＳ 明朝" w:eastAsia="ＭＳ 明朝" w:cs="ＭＳ 明朝"/>
                 <w:b w:val="0"/>
-                <w:sz w:val="20"/>
+                <w:sz w:val="19"/>
               </w:rPr>
               <w:t>所属　{{所属}}</w:t>
             </w:r>
-          </w:p>
-          <w:p>
-            <w:pPr>
-              <w:spacing w:before="0" w:after="0"/>
-              <w:jc w:val="left"/>
-            </w:pPr>
           </w:p>
           <w:p>
             <w:pPr>
@@ -907,7 +893,7 @@
               <w:rPr>
                 <w:rFonts w:ascii="ＭＳ 明朝" w:hAnsi="ＭＳ 明朝" w:eastAsia="ＭＳ 明朝" w:cs="ＭＳ 明朝"/>
                 <w:b w:val="0"/>
-                <w:sz w:val="20"/>
+                <w:sz w:val="19"/>
               </w:rPr>
               <w:t>（TEL　{{所属TEL}}　）</w:t>
             </w:r>
@@ -915,15 +901,15 @@
         </w:tc>
         <w:tc>
           <w:tcPr>
-            <w:tcW w:type="dxa" w:w="1132"/>
+            <w:tcW w:type="dxa" w:w="1134"/>
             <w:gridSpan w:val="4"/>
+            <w:vAlign w:val="center"/>
             <w:tcBorders>
-              <w:top w:val="single" w:sz="6" w:space="0" w:color="000000"/>
-              <w:bottom w:val="single" w:sz="6" w:space="0" w:color="000000"/>
-              <w:left w:val="single" w:sz="6" w:space="0" w:color="000000"/>
-              <w:right w:val="single" w:sz="6" w:space="0" w:color="000000"/>
+              <w:top w:val="single" w:sz="16" w:space="0" w:color="000000"/>
+              <w:left w:val="single" w:sz="4" w:space="0" w:color="000000"/>
+              <w:bottom w:val="single" w:sz="4" w:space="0" w:color="000000"/>
+              <w:right w:val="single" w:sz="4" w:space="0" w:color="000000"/>
             </w:tcBorders>
-            <w:vAlign w:val="center"/>
             <w:shd w:val="clear" w:color="auto" w:fill="D9D9D9"/>
           </w:tcPr>
           <w:p>
@@ -935,7 +921,7 @@
               <w:rPr>
                 <w:rFonts w:ascii="ＭＳ 明朝" w:hAnsi="ＭＳ 明朝" w:eastAsia="ＭＳ 明朝" w:cs="ＭＳ 明朝"/>
                 <w:b w:val="0"/>
-                <w:sz w:val="20"/>
+                <w:sz w:val="19"/>
               </w:rPr>
               <w:t>職員番号</w:t>
             </w:r>
@@ -943,14 +929,15 @@
         </w:tc>
         <w:tc>
           <w:tcPr>
-            <w:tcW w:type="dxa" w:w="283"/>
+            <w:tcW w:type="dxa" w:w="426"/>
+            <w:gridSpan w:val="2"/>
+            <w:vAlign w:val="center"/>
             <w:tcBorders>
-              <w:top w:val="single" w:sz="6" w:space="0" w:color="000000"/>
-              <w:bottom w:val="single" w:sz="6" w:space="0" w:color="000000"/>
-              <w:left w:val="single" w:sz="6" w:space="0" w:color="000000"/>
-              <w:right w:val="single" w:sz="6" w:space="0" w:color="000000"/>
+              <w:top w:val="single" w:sz="16" w:space="0" w:color="000000"/>
+              <w:left w:val="single" w:sz="4" w:space="0" w:color="000000"/>
+              <w:bottom w:val="single" w:sz="4" w:space="0" w:color="000000"/>
+              <w:right w:val="single" w:sz="4" w:space="0" w:color="000000"/>
             </w:tcBorders>
-            <w:vAlign w:val="center"/>
           </w:tcPr>
           <w:p>
             <w:pPr>
@@ -969,14 +956,15 @@
         </w:tc>
         <w:tc>
           <w:tcPr>
-            <w:tcW w:type="dxa" w:w="283"/>
+            <w:tcW w:type="dxa" w:w="424"/>
+            <w:gridSpan w:val="2"/>
+            <w:vAlign w:val="center"/>
             <w:tcBorders>
-              <w:top w:val="single" w:sz="6" w:space="0" w:color="000000"/>
-              <w:bottom w:val="single" w:sz="6" w:space="0" w:color="000000"/>
-              <w:left w:val="single" w:sz="6" w:space="0" w:color="000000"/>
-              <w:right w:val="single" w:sz="6" w:space="0" w:color="000000"/>
+              <w:top w:val="single" w:sz="16" w:space="0" w:color="000000"/>
+              <w:left w:val="single" w:sz="4" w:space="0" w:color="000000"/>
+              <w:bottom w:val="single" w:sz="4" w:space="0" w:color="000000"/>
+              <w:right w:val="single" w:sz="4" w:space="0" w:color="000000"/>
             </w:tcBorders>
-            <w:vAlign w:val="center"/>
           </w:tcPr>
           <w:p>
             <w:pPr>
@@ -995,14 +983,15 @@
         </w:tc>
         <w:tc>
           <w:tcPr>
-            <w:tcW w:type="dxa" w:w="283"/>
+            <w:tcW w:type="dxa" w:w="426"/>
+            <w:gridSpan w:val="2"/>
+            <w:vAlign w:val="center"/>
             <w:tcBorders>
-              <w:top w:val="single" w:sz="6" w:space="0" w:color="000000"/>
-              <w:bottom w:val="single" w:sz="6" w:space="0" w:color="000000"/>
-              <w:left w:val="single" w:sz="6" w:space="0" w:color="000000"/>
-              <w:right w:val="single" w:sz="6" w:space="0" w:color="000000"/>
+              <w:top w:val="single" w:sz="16" w:space="0" w:color="000000"/>
+              <w:left w:val="single" w:sz="4" w:space="0" w:color="000000"/>
+              <w:bottom w:val="single" w:sz="4" w:space="0" w:color="000000"/>
+              <w:right w:val="single" w:sz="4" w:space="0" w:color="000000"/>
             </w:tcBorders>
-            <w:vAlign w:val="center"/>
           </w:tcPr>
           <w:p>
             <w:pPr>
@@ -1021,14 +1010,14 @@
         </w:tc>
         <w:tc>
           <w:tcPr>
-            <w:tcW w:type="dxa" w:w="283"/>
+            <w:tcW w:type="dxa" w:w="426"/>
+            <w:vAlign w:val="center"/>
             <w:tcBorders>
-              <w:top w:val="single" w:sz="6" w:space="0" w:color="000000"/>
-              <w:bottom w:val="single" w:sz="6" w:space="0" w:color="000000"/>
-              <w:left w:val="single" w:sz="6" w:space="0" w:color="000000"/>
-              <w:right w:val="single" w:sz="6" w:space="0" w:color="000000"/>
+              <w:top w:val="single" w:sz="16" w:space="0" w:color="000000"/>
+              <w:left w:val="single" w:sz="4" w:space="0" w:color="000000"/>
+              <w:bottom w:val="single" w:sz="4" w:space="0" w:color="000000"/>
+              <w:right w:val="single" w:sz="4" w:space="0" w:color="000000"/>
             </w:tcBorders>
-            <w:vAlign w:val="center"/>
           </w:tcPr>
           <w:p>
             <w:pPr>
@@ -1047,14 +1036,15 @@
         </w:tc>
         <w:tc>
           <w:tcPr>
-            <w:tcW w:type="dxa" w:w="283"/>
+            <w:tcW w:type="dxa" w:w="424"/>
+            <w:gridSpan w:val="2"/>
+            <w:vAlign w:val="center"/>
             <w:tcBorders>
-              <w:top w:val="single" w:sz="6" w:space="0" w:color="000000"/>
-              <w:bottom w:val="single" w:sz="6" w:space="0" w:color="000000"/>
-              <w:left w:val="single" w:sz="6" w:space="0" w:color="000000"/>
-              <w:right w:val="single" w:sz="6" w:space="0" w:color="000000"/>
+              <w:top w:val="single" w:sz="16" w:space="0" w:color="000000"/>
+              <w:left w:val="single" w:sz="4" w:space="0" w:color="000000"/>
+              <w:bottom w:val="single" w:sz="4" w:space="0" w:color="000000"/>
+              <w:right w:val="single" w:sz="4" w:space="0" w:color="000000"/>
             </w:tcBorders>
-            <w:vAlign w:val="center"/>
           </w:tcPr>
           <w:p>
             <w:pPr>
@@ -1073,14 +1063,14 @@
         </w:tc>
         <w:tc>
           <w:tcPr>
-            <w:tcW w:type="dxa" w:w="283"/>
+            <w:tcW w:type="dxa" w:w="426"/>
+            <w:vAlign w:val="center"/>
             <w:tcBorders>
-              <w:top w:val="single" w:sz="6" w:space="0" w:color="000000"/>
-              <w:bottom w:val="single" w:sz="6" w:space="0" w:color="000000"/>
-              <w:left w:val="single" w:sz="6" w:space="0" w:color="000000"/>
-              <w:right w:val="single" w:sz="6" w:space="0" w:color="000000"/>
+              <w:top w:val="single" w:sz="16" w:space="0" w:color="000000"/>
+              <w:left w:val="single" w:sz="4" w:space="0" w:color="000000"/>
+              <w:bottom w:val="single" w:sz="4" w:space="0" w:color="000000"/>
+              <w:right w:val="single" w:sz="4" w:space="0" w:color="000000"/>
             </w:tcBorders>
-            <w:vAlign w:val="center"/>
           </w:tcPr>
           <w:p>
             <w:pPr>
@@ -1099,14 +1089,15 @@
         </w:tc>
         <w:tc>
           <w:tcPr>
-            <w:tcW w:type="dxa" w:w="283"/>
+            <w:tcW w:type="dxa" w:w="424"/>
+            <w:gridSpan w:val="2"/>
+            <w:vAlign w:val="center"/>
             <w:tcBorders>
-              <w:top w:val="single" w:sz="6" w:space="0" w:color="000000"/>
-              <w:bottom w:val="single" w:sz="6" w:space="0" w:color="000000"/>
-              <w:left w:val="single" w:sz="6" w:space="0" w:color="000000"/>
-              <w:right w:val="single" w:sz="6" w:space="0" w:color="000000"/>
+              <w:top w:val="single" w:sz="16" w:space="0" w:color="000000"/>
+              <w:left w:val="single" w:sz="4" w:space="0" w:color="000000"/>
+              <w:bottom w:val="single" w:sz="4" w:space="0" w:color="000000"/>
+              <w:right w:val="single" w:sz="4" w:space="0" w:color="000000"/>
             </w:tcBorders>
-            <w:vAlign w:val="center"/>
           </w:tcPr>
           <w:p>
             <w:pPr>
@@ -1125,15 +1116,16 @@
         </w:tc>
         <w:tc>
           <w:tcPr>
-            <w:tcW w:type="dxa" w:w="2830"/>
-            <w:gridSpan w:val="10"/>
+            <w:tcW w:type="dxa" w:w="2638"/>
+            <w:gridSpan w:val="7"/>
+            <w:vMerge w:val="restart"/>
+            <w:vAlign w:val="top"/>
             <w:tcBorders>
-              <w:top w:val="single" w:sz="6" w:space="0" w:color="000000"/>
-              <w:bottom w:val="single" w:sz="6" w:space="0" w:color="000000"/>
-              <w:left w:val="single" w:sz="6" w:space="0" w:color="000000"/>
-              <w:right w:val="single" w:sz="18" w:space="0" w:color="000000"/>
+              <w:top w:val="single" w:sz="16" w:space="0" w:color="000000"/>
+              <w:left w:val="single" w:sz="4" w:space="0" w:color="000000"/>
+              <w:bottom w:val="nil"/>
+              <w:right w:val="single" w:sz="16" w:space="0" w:color="000000"/>
             </w:tcBorders>
-            <w:vAlign w:val="center"/>
           </w:tcPr>
           <w:p>
             <w:pPr>
@@ -1144,56 +1136,69 @@
               <w:rPr>
                 <w:rFonts w:ascii="ＭＳ 明朝" w:hAnsi="ＭＳ 明朝" w:eastAsia="ＭＳ 明朝" w:cs="ＭＳ 明朝"/>
                 <w:b w:val="0"/>
-                <w:sz w:val="20"/>
+                <w:sz w:val="19"/>
               </w:rPr>
               <w:t>共済組合加入年月</w:t>
+            </w:r>
+          </w:p>
+          <w:p>
+            <w:pPr>
+              <w:spacing w:before="0" w:after="0"/>
+              <w:jc w:val="left"/>
+            </w:pPr>
+            <w:r>
+              <w:rPr>
+                <w:rFonts w:ascii="ＭＳ 明朝" w:hAnsi="ＭＳ 明朝" w:eastAsia="ＭＳ 明朝" w:cs="ＭＳ 明朝"/>
+                <w:b w:val="0"/>
+                <w:sz w:val="19"/>
+              </w:rPr>
+              <w:t>S・H・R　{{加入年月}}</w:t>
             </w:r>
           </w:p>
         </w:tc>
       </w:tr>
       <w:tr>
         <w:trPr>
-          <w:trHeight w:val="425" w:hRule="atLeast"/>
+          <w:trHeight w:val="340" w:hRule="exact"/>
         </w:trPr>
         <w:tc>
           <w:tcPr>
-            <w:tcW w:type="dxa" w:w="566"/>
-            <w:gridSpan w:val="2"/>
+            <w:tcW w:type="dxa" w:w="398"/>
             <w:vMerge/>
             <w:tcBorders>
-              <w:top w:val="single" w:sz="6" w:space="0" w:color="000000"/>
-              <w:bottom w:val="single" w:sz="6" w:space="0" w:color="000000"/>
-              <w:left w:val="single" w:sz="6" w:space="0" w:color="000000"/>
-              <w:right w:val="single" w:sz="6" w:space="0" w:color="000000"/>
+              <w:top w:val="nil"/>
+              <w:left w:val="single" w:sz="16" w:space="0" w:color="000000"/>
+              <w:bottom w:val="nil"/>
+              <w:right w:val="single" w:sz="8" w:space="0" w:color="000000"/>
             </w:tcBorders>
           </w:tcPr>
           <w:p/>
         </w:tc>
         <w:tc>
           <w:tcPr>
-            <w:tcW w:type="dxa" w:w="3679"/>
-            <w:gridSpan w:val="13"/>
+            <w:tcW w:type="dxa" w:w="3174"/>
+            <w:gridSpan w:val="4"/>
             <w:vMerge/>
             <w:tcBorders>
-              <w:top w:val="single" w:sz="6" w:space="0" w:color="000000"/>
-              <w:bottom w:val="single" w:sz="6" w:space="0" w:color="000000"/>
-              <w:left w:val="single" w:sz="6" w:space="0" w:color="000000"/>
-              <w:right w:val="single" w:sz="6" w:space="0" w:color="000000"/>
+              <w:top w:val="nil"/>
+              <w:left w:val="single" w:sz="8" w:space="0" w:color="000000"/>
+              <w:bottom w:val="nil"/>
+              <w:right w:val="single" w:sz="4" w:space="0" w:color="000000"/>
             </w:tcBorders>
           </w:tcPr>
           <w:p/>
         </w:tc>
         <w:tc>
           <w:tcPr>
-            <w:tcW w:type="dxa" w:w="3113"/>
-            <w:gridSpan w:val="11"/>
+            <w:tcW w:type="dxa" w:w="4110"/>
+            <w:gridSpan w:val="16"/>
+            <w:vAlign w:val="center"/>
             <w:tcBorders>
-              <w:top w:val="single" w:sz="6" w:space="0" w:color="000000"/>
-              <w:bottom w:val="single" w:sz="6" w:space="0" w:color="000000"/>
-              <w:left w:val="single" w:sz="6" w:space="0" w:color="000000"/>
-              <w:right w:val="single" w:sz="6" w:space="0" w:color="000000"/>
+              <w:top w:val="single" w:sz="4" w:space="0" w:color="000000"/>
+              <w:left w:val="single" w:sz="4" w:space="0" w:color="000000"/>
+              <w:bottom w:val="dashed" w:sz="4" w:space="0" w:color="000000"/>
+              <w:right w:val="single" w:sz="4" w:space="0" w:color="000000"/>
             </w:tcBorders>
-            <w:vAlign w:val="center"/>
           </w:tcPr>
           <w:p>
             <w:pPr>
@@ -1204,7 +1209,7 @@
               <w:rPr>
                 <w:rFonts w:ascii="ＭＳ 明朝" w:hAnsi="ＭＳ 明朝" w:eastAsia="ＭＳ 明朝" w:cs="ＭＳ 明朝"/>
                 <w:b w:val="0"/>
-                <w:sz w:val="18"/>
+                <w:sz w:val="17"/>
               </w:rPr>
               <w:t>ふりがな　{{ふりがな}}</w:t>
             </w:r>
@@ -1212,15 +1217,62 @@
         </w:tc>
         <w:tc>
           <w:tcPr>
-            <w:tcW w:type="dxa" w:w="2830"/>
-            <w:gridSpan w:val="10"/>
+            <w:tcW w:type="dxa" w:w="2638"/>
+            <w:gridSpan w:val="7"/>
+            <w:vMerge/>
             <w:tcBorders>
-              <w:top w:val="single" w:sz="6" w:space="0" w:color="000000"/>
-              <w:bottom w:val="single" w:sz="6" w:space="0" w:color="000000"/>
-              <w:left w:val="single" w:sz="6" w:space="0" w:color="000000"/>
-              <w:right w:val="single" w:sz="18" w:space="0" w:color="000000"/>
+              <w:top w:val="nil"/>
+              <w:left w:val="single" w:sz="4" w:space="0" w:color="000000"/>
+              <w:bottom w:val="nil"/>
+              <w:right w:val="single" w:sz="16" w:space="0" w:color="000000"/>
             </w:tcBorders>
-            <w:vAlign w:val="center"/>
+          </w:tcPr>
+          <w:p/>
+        </w:tc>
+      </w:tr>
+      <w:tr>
+        <w:trPr>
+          <w:trHeight w:val="114" w:hRule="exact"/>
+        </w:trPr>
+        <w:tc>
+          <w:tcPr>
+            <w:tcW w:type="dxa" w:w="398"/>
+            <w:vMerge/>
+            <w:tcBorders>
+              <w:top w:val="nil"/>
+              <w:left w:val="single" w:sz="16" w:space="0" w:color="000000"/>
+              <w:bottom w:val="nil"/>
+              <w:right w:val="single" w:sz="8" w:space="0" w:color="000000"/>
+            </w:tcBorders>
+          </w:tcPr>
+          <w:p/>
+        </w:tc>
+        <w:tc>
+          <w:tcPr>
+            <w:tcW w:type="dxa" w:w="3174"/>
+            <w:gridSpan w:val="4"/>
+            <w:vMerge/>
+            <w:tcBorders>
+              <w:top w:val="nil"/>
+              <w:left w:val="single" w:sz="8" w:space="0" w:color="000000"/>
+              <w:bottom w:val="single" w:sz="4" w:space="0" w:color="000000"/>
+              <w:right w:val="single" w:sz="4" w:space="0" w:color="000000"/>
+            </w:tcBorders>
+          </w:tcPr>
+          <w:p/>
+        </w:tc>
+        <w:tc>
+          <w:tcPr>
+            <w:tcW w:type="dxa" w:w="4110"/>
+            <w:gridSpan w:val="16"/>
+            <w:vMerge w:val="restart"/>
+            <w:vAlign w:val="top"/>
+            <w:tcBorders>
+              <w:top w:val="dashed" w:sz="4" w:space="0" w:color="000000"/>
+              <w:left w:val="single" w:sz="4" w:space="0" w:color="000000"/>
+              <w:bottom w:val="nil"/>
+              <w:right w:val="single" w:sz="4" w:space="0" w:color="000000"/>
+            </w:tcBorders>
           </w:tcPr>
           <w:p>
             <w:pPr>
@@ -1231,82 +1283,7 @@
               <w:rPr>
                 <w:rFonts w:ascii="ＭＳ 明朝" w:hAnsi="ＭＳ 明朝" w:eastAsia="ＭＳ 明朝" w:cs="ＭＳ 明朝"/>
                 <w:b w:val="0"/>
-                <w:sz w:val="20"/>
-              </w:rPr>
-              <w:t>S・H・R　{{加入年月}}</w:t>
-            </w:r>
-          </w:p>
-        </w:tc>
-      </w:tr>
-      <w:tr>
-        <w:trPr>
-          <w:trHeight w:val="340" w:hRule="atLeast"/>
-        </w:trPr>
-        <w:tc>
-          <w:tcPr>
-            <w:tcW w:type="dxa" w:w="566"/>
-            <w:gridSpan w:val="2"/>
-            <w:vMerge/>
-            <w:tcBorders>
-              <w:top w:val="single" w:sz="6" w:space="0" w:color="000000"/>
-              <w:bottom w:val="single" w:sz="6" w:space="0" w:color="000000"/>
-              <w:left w:val="single" w:sz="6" w:space="0" w:color="000000"/>
-              <w:right w:val="single" w:sz="6" w:space="0" w:color="000000"/>
-            </w:tcBorders>
-          </w:tcPr>
-          <w:p/>
-        </w:tc>
-        <w:tc>
-          <w:tcPr>
-            <w:tcW w:type="dxa" w:w="3679"/>
-            <w:gridSpan w:val="13"/>
-            <w:vMerge w:val="restart"/>
-            <w:tcBorders>
-              <w:top w:val="single" w:sz="6" w:space="0" w:color="000000"/>
-              <w:bottom w:val="single" w:sz="6" w:space="0" w:color="000000"/>
-              <w:left w:val="single" w:sz="6" w:space="0" w:color="000000"/>
-              <w:right w:val="single" w:sz="6" w:space="0" w:color="000000"/>
-            </w:tcBorders>
-            <w:vAlign w:val="top"/>
-          </w:tcPr>
-          <w:p>
-            <w:pPr>
-              <w:spacing w:before="0" w:after="0"/>
-              <w:jc w:val="left"/>
-            </w:pPr>
-            <w:r>
-              <w:rPr>
-                <w:rFonts w:ascii="ＭＳ 明朝" w:hAnsi="ＭＳ 明朝" w:eastAsia="ＭＳ 明朝" w:cs="ＭＳ 明朝"/>
-                <w:b w:val="0"/>
-                <w:sz w:val="20"/>
-              </w:rPr>
-              <w:t>職名　{{職名}}</w:t>
-            </w:r>
-          </w:p>
-        </w:tc>
-        <w:tc>
-          <w:tcPr>
-            <w:tcW w:type="dxa" w:w="3113"/>
-            <w:gridSpan w:val="11"/>
-            <w:vMerge w:val="restart"/>
-            <w:tcBorders>
-              <w:top w:val="single" w:sz="6" w:space="0" w:color="000000"/>
-              <w:bottom w:val="single" w:sz="6" w:space="0" w:color="000000"/>
-              <w:left w:val="single" w:sz="6" w:space="0" w:color="000000"/>
-              <w:right w:val="single" w:sz="6" w:space="0" w:color="000000"/>
-            </w:tcBorders>
-            <w:vAlign w:val="top"/>
-          </w:tcPr>
-          <w:p>
-            <w:pPr>
-              <w:spacing w:before="0" w:after="0"/>
-              <w:jc w:val="left"/>
-            </w:pPr>
-            <w:r>
-              <w:rPr>
-                <w:rFonts w:ascii="ＭＳ 明朝" w:hAnsi="ＭＳ 明朝" w:eastAsia="ＭＳ 明朝" w:cs="ＭＳ 明朝"/>
-                <w:b w:val="0"/>
-                <w:sz w:val="20"/>
+                <w:sz w:val="19"/>
               </w:rPr>
               <w:t>氏名　{{氏名}}</w:t>
             </w:r>
@@ -1320,7 +1297,7 @@
               <w:rPr>
                 <w:rFonts w:ascii="ＭＳ 明朝" w:hAnsi="ＭＳ 明朝" w:eastAsia="ＭＳ 明朝" w:cs="ＭＳ 明朝"/>
                 <w:b w:val="0"/>
-                <w:sz w:val="20"/>
+                <w:sz w:val="19"/>
               </w:rPr>
               <w:t>生年月日　S・H　{{生年月日}}</w:t>
             </w:r>
@@ -1328,16 +1305,47 @@
         </w:tc>
         <w:tc>
           <w:tcPr>
-            <w:tcW w:type="dxa" w:w="2830"/>
-            <w:gridSpan w:val="10"/>
-            <w:vMerge w:val="restart"/>
+            <w:tcW w:type="dxa" w:w="2638"/>
+            <w:gridSpan w:val="7"/>
+            <w:vMerge/>
             <w:tcBorders>
-              <w:top w:val="single" w:sz="6" w:space="0" w:color="000000"/>
-              <w:bottom w:val="single" w:sz="6" w:space="0" w:color="000000"/>
-              <w:left w:val="single" w:sz="6" w:space="0" w:color="000000"/>
-              <w:right w:val="single" w:sz="18" w:space="0" w:color="000000"/>
+              <w:top w:val="nil"/>
+              <w:left w:val="single" w:sz="4" w:space="0" w:color="000000"/>
+              <w:bottom w:val="single" w:sz="4" w:space="0" w:color="000000"/>
+              <w:right w:val="single" w:sz="16" w:space="0" w:color="000000"/>
             </w:tcBorders>
+          </w:tcPr>
+          <w:p/>
+        </w:tc>
+      </w:tr>
+      <w:tr>
+        <w:trPr>
+          <w:trHeight w:val="850" w:hRule="exact"/>
+        </w:trPr>
+        <w:tc>
+          <w:tcPr>
+            <w:tcW w:type="dxa" w:w="398"/>
+            <w:vMerge/>
+            <w:tcBorders>
+              <w:top w:val="nil"/>
+              <w:left w:val="single" w:sz="16" w:space="0" w:color="000000"/>
+              <w:bottom w:val="nil"/>
+              <w:right w:val="single" w:sz="8" w:space="0" w:color="000000"/>
+            </w:tcBorders>
+          </w:tcPr>
+          <w:p/>
+        </w:tc>
+        <w:tc>
+          <w:tcPr>
+            <w:tcW w:type="dxa" w:w="3174"/>
+            <w:gridSpan w:val="4"/>
             <w:vAlign w:val="top"/>
+            <w:tcBorders>
+              <w:top w:val="single" w:sz="4" w:space="0" w:color="000000"/>
+              <w:left w:val="single" w:sz="8" w:space="0" w:color="000000"/>
+              <w:bottom w:val="single" w:sz="4" w:space="0" w:color="000000"/>
+              <w:right w:val="single" w:sz="4" w:space="0" w:color="000000"/>
+            </w:tcBorders>
           </w:tcPr>
           <w:p>
             <w:pPr>
@@ -1348,7 +1356,48 @@
               <w:rPr>
                 <w:rFonts w:ascii="ＭＳ 明朝" w:hAnsi="ＭＳ 明朝" w:eastAsia="ＭＳ 明朝" w:cs="ＭＳ 明朝"/>
                 <w:b w:val="0"/>
-                <w:sz w:val="20"/>
+                <w:sz w:val="19"/>
+              </w:rPr>
+              <w:t>職名　{{職名}}</w:t>
+            </w:r>
+          </w:p>
+        </w:tc>
+        <w:tc>
+          <w:tcPr>
+            <w:tcW w:type="dxa" w:w="4110"/>
+            <w:gridSpan w:val="16"/>
+            <w:vMerge/>
+            <w:tcBorders>
+              <w:top w:val="nil"/>
+              <w:left w:val="single" w:sz="4" w:space="0" w:color="000000"/>
+              <w:bottom w:val="single" w:sz="4" w:space="0" w:color="000000"/>
+              <w:right w:val="single" w:sz="4" w:space="0" w:color="000000"/>
+            </w:tcBorders>
+          </w:tcPr>
+          <w:p/>
+        </w:tc>
+        <w:tc>
+          <w:tcPr>
+            <w:tcW w:type="dxa" w:w="2638"/>
+            <w:gridSpan w:val="7"/>
+            <w:vAlign w:val="top"/>
+            <w:tcBorders>
+              <w:top w:val="single" w:sz="4" w:space="0" w:color="000000"/>
+              <w:left w:val="single" w:sz="4" w:space="0" w:color="000000"/>
+              <w:bottom w:val="single" w:sz="4" w:space="0" w:color="000000"/>
+              <w:right w:val="single" w:sz="16" w:space="0" w:color="000000"/>
+            </w:tcBorders>
+          </w:tcPr>
+          <w:p>
+            <w:pPr>
+              <w:spacing w:before="0" w:after="0"/>
+              <w:jc w:val="left"/>
+            </w:pPr>
+            <w:r>
+              <w:rPr>
+                <w:rFonts w:ascii="ＭＳ 明朝" w:hAnsi="ＭＳ 明朝" w:eastAsia="ＭＳ 明朝" w:cs="ＭＳ 明朝"/>
+                <w:b w:val="0"/>
+                <w:sz w:val="19"/>
               </w:rPr>
               <w:t>給料月額</w:t>
             </w:r>
@@ -1362,7 +1411,7 @@
               <w:rPr>
                 <w:rFonts w:ascii="ＭＳ 明朝" w:hAnsi="ＭＳ 明朝" w:eastAsia="ＭＳ 明朝" w:cs="ＭＳ 明朝"/>
                 <w:b w:val="0"/>
-                <w:sz w:val="20"/>
+                <w:sz w:val="19"/>
               </w:rPr>
               <w:t xml:space="preserve">　　　　　　　{{給料月額}}　円</w:t>
             </w:r>
@@ -1371,95 +1420,32 @@
       </w:tr>
       <w:tr>
         <w:trPr>
-          <w:trHeight w:val="340" w:hRule="atLeast"/>
+          <w:trHeight w:val="992" w:hRule="exact"/>
         </w:trPr>
         <w:tc>
           <w:tcPr>
-            <w:tcW w:type="dxa" w:w="566"/>
-            <w:gridSpan w:val="2"/>
+            <w:tcW w:type="dxa" w:w="398"/>
             <w:vMerge/>
             <w:tcBorders>
-              <w:top w:val="single" w:sz="6" w:space="0" w:color="000000"/>
-              <w:bottom w:val="single" w:sz="6" w:space="0" w:color="000000"/>
-              <w:left w:val="single" w:sz="6" w:space="0" w:color="000000"/>
-              <w:right w:val="single" w:sz="6" w:space="0" w:color="000000"/>
+              <w:top w:val="nil"/>
+              <w:left w:val="single" w:sz="16" w:space="0" w:color="000000"/>
+              <w:bottom w:val="nil"/>
+              <w:right w:val="single" w:sz="8" w:space="0" w:color="000000"/>
             </w:tcBorders>
           </w:tcPr>
           <w:p/>
         </w:tc>
         <w:tc>
           <w:tcPr>
-            <w:tcW w:type="dxa" w:w="3679"/>
-            <w:gridSpan w:val="13"/>
-            <w:vMerge/>
+            <w:tcW w:type="dxa" w:w="9922"/>
+            <w:gridSpan w:val="27"/>
+            <w:vAlign w:val="top"/>
             <w:tcBorders>
-              <w:top w:val="single" w:sz="6" w:space="0" w:color="000000"/>
-              <w:bottom w:val="single" w:sz="6" w:space="0" w:color="000000"/>
-              <w:left w:val="single" w:sz="6" w:space="0" w:color="000000"/>
-              <w:right w:val="single" w:sz="6" w:space="0" w:color="000000"/>
+              <w:top w:val="single" w:sz="4" w:space="0" w:color="000000"/>
+              <w:left w:val="single" w:sz="8" w:space="0" w:color="000000"/>
+              <w:bottom w:val="single" w:sz="4" w:space="0" w:color="000000"/>
+              <w:right w:val="single" w:sz="16" w:space="0" w:color="000000"/>
             </w:tcBorders>
-          </w:tcPr>
-          <w:p/>
-        </w:tc>
-        <w:tc>
-          <w:tcPr>
-            <w:tcW w:type="dxa" w:w="3113"/>
-            <w:gridSpan w:val="11"/>
-            <w:vMerge/>
-            <w:tcBorders>
-              <w:top w:val="single" w:sz="6" w:space="0" w:color="000000"/>
-              <w:bottom w:val="single" w:sz="6" w:space="0" w:color="000000"/>
-              <w:left w:val="single" w:sz="6" w:space="0" w:color="000000"/>
-              <w:right w:val="single" w:sz="6" w:space="0" w:color="000000"/>
-            </w:tcBorders>
-          </w:tcPr>
-          <w:p/>
-        </w:tc>
-        <w:tc>
-          <w:tcPr>
-            <w:tcW w:type="dxa" w:w="2830"/>
-            <w:gridSpan w:val="10"/>
-            <w:vMerge/>
-            <w:tcBorders>
-              <w:top w:val="single" w:sz="6" w:space="0" w:color="000000"/>
-              <w:bottom w:val="single" w:sz="6" w:space="0" w:color="000000"/>
-              <w:left w:val="single" w:sz="6" w:space="0" w:color="000000"/>
-              <w:right w:val="single" w:sz="6" w:space="0" w:color="000000"/>
-            </w:tcBorders>
-          </w:tcPr>
-          <w:p/>
-        </w:tc>
-      </w:tr>
-      <w:tr>
-        <w:trPr>
-          <w:trHeight w:val="454" w:hRule="atLeast"/>
-        </w:trPr>
-        <w:tc>
-          <w:tcPr>
-            <w:tcW w:type="dxa" w:w="566"/>
-            <w:gridSpan w:val="2"/>
-            <w:vMerge/>
-            <w:tcBorders>
-              <w:top w:val="single" w:sz="6" w:space="0" w:color="000000"/>
-              <w:bottom w:val="single" w:sz="6" w:space="0" w:color="000000"/>
-              <w:left w:val="single" w:sz="6" w:space="0" w:color="000000"/>
-              <w:right w:val="single" w:sz="6" w:space="0" w:color="000000"/>
-            </w:tcBorders>
-          </w:tcPr>
-          <w:p/>
-        </w:tc>
-        <w:tc>
-          <w:tcPr>
-            <w:tcW w:type="dxa" w:w="9622"/>
-            <w:gridSpan w:val="34"/>
-            <w:vMerge w:val="restart"/>
-            <w:tcBorders>
-              <w:top w:val="single" w:sz="6" w:space="0" w:color="000000"/>
-              <w:bottom w:val="single" w:sz="6" w:space="0" w:color="000000"/>
-              <w:left w:val="single" w:sz="6" w:space="0" w:color="000000"/>
-              <w:right w:val="single" w:sz="18" w:space="0" w:color="000000"/>
-            </w:tcBorders>
-            <w:vAlign w:val="top"/>
           </w:tcPr>
           <w:p>
             <w:pPr>
@@ -1470,7 +1456,7 @@
               <w:rPr>
                 <w:rFonts w:ascii="ＭＳ 明朝" w:hAnsi="ＭＳ 明朝" w:eastAsia="ＭＳ 明朝" w:cs="ＭＳ 明朝"/>
                 <w:b w:val="0"/>
-                <w:sz w:val="20"/>
+                <w:sz w:val="19"/>
               </w:rPr>
               <w:t>現住所　{{住所}}</w:t>
             </w:r>
@@ -1484,76 +1470,41 @@
               <w:rPr>
                 <w:rFonts w:ascii="ＭＳ 明朝" w:hAnsi="ＭＳ 明朝" w:eastAsia="ＭＳ 明朝" w:cs="ＭＳ 明朝"/>
                 <w:b w:val="0"/>
-                <w:sz w:val="20"/>
+                <w:sz w:val="19"/>
               </w:rPr>
-              <w:t xml:space="preserve">　　　　　　　　　　　　　　　　　　　　　　　　　TEL（{{住所TEL}}）</w:t>
+              <w:t xml:space="preserve">　　　　　　　　　　　　　　　　　　　　　　　　　　TEL（{{住所TEL}}）</w:t>
             </w:r>
           </w:p>
         </w:tc>
       </w:tr>
       <w:tr>
         <w:trPr>
-          <w:trHeight w:val="454" w:hRule="atLeast"/>
+          <w:trHeight w:val="992" w:hRule="exact"/>
         </w:trPr>
         <w:tc>
           <w:tcPr>
-            <w:tcW w:type="dxa" w:w="566"/>
-            <w:gridSpan w:val="2"/>
+            <w:tcW w:type="dxa" w:w="398"/>
             <w:vMerge/>
             <w:tcBorders>
-              <w:top w:val="single" w:sz="6" w:space="0" w:color="000000"/>
-              <w:bottom w:val="single" w:sz="6" w:space="0" w:color="000000"/>
-              <w:left w:val="single" w:sz="6" w:space="0" w:color="000000"/>
-              <w:right w:val="single" w:sz="6" w:space="0" w:color="000000"/>
+              <w:top w:val="nil"/>
+              <w:left w:val="single" w:sz="16" w:space="0" w:color="000000"/>
+              <w:bottom w:val="nil"/>
+              <w:right w:val="single" w:sz="8" w:space="0" w:color="000000"/>
             </w:tcBorders>
           </w:tcPr>
           <w:p/>
         </w:tc>
         <w:tc>
           <w:tcPr>
-            <w:tcW w:type="dxa" w:w="9622"/>
-            <w:gridSpan w:val="34"/>
-            <w:vMerge/>
+            <w:tcW w:type="dxa" w:w="4932"/>
+            <w:gridSpan w:val="11"/>
+            <w:vAlign w:val="top"/>
             <w:tcBorders>
-              <w:top w:val="single" w:sz="6" w:space="0" w:color="000000"/>
-              <w:bottom w:val="single" w:sz="6" w:space="0" w:color="000000"/>
-              <w:left w:val="single" w:sz="6" w:space="0" w:color="000000"/>
-              <w:right w:val="single" w:sz="6" w:space="0" w:color="000000"/>
+              <w:top w:val="single" w:sz="4" w:space="0" w:color="000000"/>
+              <w:left w:val="single" w:sz="8" w:space="0" w:color="000000"/>
+              <w:bottom w:val="single" w:sz="4" w:space="0" w:color="000000"/>
+              <w:right w:val="single" w:sz="4" w:space="0" w:color="000000"/>
             </w:tcBorders>
-          </w:tcPr>
-          <w:p/>
-        </w:tc>
-      </w:tr>
-      <w:tr>
-        <w:trPr>
-          <w:trHeight w:val="283" w:hRule="atLeast"/>
-        </w:trPr>
-        <w:tc>
-          <w:tcPr>
-            <w:tcW w:type="dxa" w:w="566"/>
-            <w:gridSpan w:val="2"/>
-            <w:vMerge/>
-            <w:tcBorders>
-              <w:top w:val="single" w:sz="6" w:space="0" w:color="000000"/>
-              <w:bottom w:val="single" w:sz="6" w:space="0" w:color="000000"/>
-              <w:left w:val="single" w:sz="6" w:space="0" w:color="000000"/>
-              <w:right w:val="single" w:sz="6" w:space="0" w:color="000000"/>
-            </w:tcBorders>
-          </w:tcPr>
-          <w:p/>
-        </w:tc>
-        <w:tc>
-          <w:tcPr>
-            <w:tcW w:type="dxa" w:w="4528"/>
-            <w:gridSpan w:val="16"/>
-            <w:vMerge w:val="restart"/>
-            <w:tcBorders>
-              <w:top w:val="single" w:sz="6" w:space="0" w:color="000000"/>
-              <w:bottom w:val="single" w:sz="6" w:space="0" w:color="000000"/>
-              <w:left w:val="single" w:sz="6" w:space="0" w:color="000000"/>
-              <w:right w:val="single" w:sz="6" w:space="0" w:color="000000"/>
-            </w:tcBorders>
-            <w:vAlign w:val="top"/>
           </w:tcPr>
           <w:p>
             <w:pPr>
@@ -1564,7 +1515,7 @@
               <w:rPr>
                 <w:rFonts w:ascii="ＭＳ 明朝" w:hAnsi="ＭＳ 明朝" w:eastAsia="ＭＳ 明朝" w:cs="ＭＳ 明朝"/>
                 <w:b w:val="0"/>
-                <w:sz w:val="19"/>
+                <w:sz w:val="18"/>
               </w:rPr>
               <w:t>現在受けている貸付（○で囲んでください）</w:t>
             </w:r>
@@ -1578,7 +1529,7 @@
               <w:rPr>
                 <w:rFonts w:ascii="ＭＳ 明朝" w:hAnsi="ＭＳ 明朝" w:eastAsia="ＭＳ 明朝" w:cs="ＭＳ 明朝"/>
                 <w:b w:val="0"/>
-                <w:sz w:val="19"/>
+                <w:sz w:val="18"/>
               </w:rPr>
               <w:t xml:space="preserve">　住宅貸付　　　特別貸付　　　普通貸付</w:t>
             </w:r>
@@ -1592,7 +1543,7 @@
               <w:rPr>
                 <w:rFonts w:ascii="ＭＳ 明朝" w:hAnsi="ＭＳ 明朝" w:eastAsia="ＭＳ 明朝" w:cs="ＭＳ 明朝"/>
                 <w:b w:val="0"/>
-                <w:sz w:val="19"/>
+                <w:sz w:val="18"/>
               </w:rPr>
               <w:t xml:space="preserve">　災害貸付　　　な　　し</w:t>
             </w:r>
@@ -1600,16 +1551,15 @@
         </w:tc>
         <w:tc>
           <w:tcPr>
-            <w:tcW w:type="dxa" w:w="5094"/>
-            <w:gridSpan w:val="18"/>
-            <w:vMerge w:val="restart"/>
+            <w:tcW w:type="dxa" w:w="4990"/>
+            <w:gridSpan w:val="16"/>
+            <w:vAlign w:val="top"/>
             <w:tcBorders>
-              <w:top w:val="single" w:sz="6" w:space="0" w:color="000000"/>
-              <w:bottom w:val="single" w:sz="6" w:space="0" w:color="000000"/>
-              <w:left w:val="single" w:sz="6" w:space="0" w:color="000000"/>
-              <w:right w:val="single" w:sz="18" w:space="0" w:color="000000"/>
+              <w:top w:val="single" w:sz="4" w:space="0" w:color="000000"/>
+              <w:left w:val="single" w:sz="4" w:space="0" w:color="000000"/>
+              <w:bottom w:val="single" w:sz="4" w:space="0" w:color="000000"/>
+              <w:right w:val="single" w:sz="16" w:space="0" w:color="000000"/>
             </w:tcBorders>
-            <w:vAlign w:val="top"/>
           </w:tcPr>
           <w:p>
             <w:pPr>
@@ -1620,7 +1570,7 @@
               <w:rPr>
                 <w:rFonts w:ascii="ＭＳ 明朝" w:hAnsi="ＭＳ 明朝" w:eastAsia="ＭＳ 明朝" w:cs="ＭＳ 明朝"/>
                 <w:b w:val="0"/>
-                <w:sz w:val="19"/>
+                <w:sz w:val="18"/>
               </w:rPr>
               <w:t>今回同時に申込む貸付（○で囲んでください）</w:t>
             </w:r>
@@ -1634,7 +1584,7 @@
               <w:rPr>
                 <w:rFonts w:ascii="ＭＳ 明朝" w:hAnsi="ＭＳ 明朝" w:eastAsia="ＭＳ 明朝" w:cs="ＭＳ 明朝"/>
                 <w:b w:val="0"/>
-                <w:sz w:val="19"/>
+                <w:sz w:val="18"/>
               </w:rPr>
               <w:t xml:space="preserve">　住宅貸付　　　特別貸付　　　普通貸付</w:t>
             </w:r>
@@ -1648,7 +1598,7 @@
               <w:rPr>
                 <w:rFonts w:ascii="ＭＳ 明朝" w:hAnsi="ＭＳ 明朝" w:eastAsia="ＭＳ 明朝" w:cs="ＭＳ 明朝"/>
                 <w:b w:val="0"/>
-                <w:sz w:val="19"/>
+                <w:sz w:val="18"/>
               </w:rPr>
               <w:t xml:space="preserve">　災害貸付　　　な　　し</w:t>
             </w:r>
@@ -1657,80 +1607,32 @@
       </w:tr>
       <w:tr>
         <w:trPr>
-          <w:trHeight w:val="510" w:hRule="atLeast"/>
+          <w:trHeight w:val="342" w:hRule="exact"/>
         </w:trPr>
         <w:tc>
           <w:tcPr>
-            <w:tcW w:type="dxa" w:w="566"/>
-            <w:gridSpan w:val="2"/>
+            <w:tcW w:type="dxa" w:w="398"/>
             <w:vMerge/>
             <w:tcBorders>
-              <w:top w:val="single" w:sz="6" w:space="0" w:color="000000"/>
-              <w:bottom w:val="single" w:sz="6" w:space="0" w:color="000000"/>
-              <w:left w:val="single" w:sz="6" w:space="0" w:color="000000"/>
-              <w:right w:val="single" w:sz="6" w:space="0" w:color="000000"/>
+              <w:top w:val="nil"/>
+              <w:left w:val="single" w:sz="16" w:space="0" w:color="000000"/>
+              <w:bottom w:val="nil"/>
+              <w:right w:val="single" w:sz="8" w:space="0" w:color="000000"/>
             </w:tcBorders>
           </w:tcPr>
           <w:p/>
         </w:tc>
         <w:tc>
           <w:tcPr>
-            <w:tcW w:type="dxa" w:w="4528"/>
-            <w:gridSpan w:val="16"/>
-            <w:vMerge/>
+            <w:tcW w:type="dxa" w:w="850"/>
+            <w:vMerge w:val="restart"/>
+            <w:vAlign w:val="center"/>
             <w:tcBorders>
-              <w:top w:val="single" w:sz="6" w:space="0" w:color="000000"/>
-              <w:bottom w:val="single" w:sz="6" w:space="0" w:color="000000"/>
-              <w:left w:val="single" w:sz="6" w:space="0" w:color="000000"/>
-              <w:right w:val="single" w:sz="6" w:space="0" w:color="000000"/>
+              <w:top w:val="single" w:sz="4" w:space="0" w:color="000000"/>
+              <w:left w:val="single" w:sz="8" w:space="0" w:color="000000"/>
+              <w:bottom w:val="nil"/>
+              <w:right w:val="single" w:sz="4" w:space="0" w:color="000000"/>
             </w:tcBorders>
-          </w:tcPr>
-          <w:p/>
-        </w:tc>
-        <w:tc>
-          <w:tcPr>
-            <w:tcW w:type="dxa" w:w="5094"/>
-            <w:gridSpan w:val="18"/>
-            <w:vMerge/>
-            <w:tcBorders>
-              <w:top w:val="single" w:sz="6" w:space="0" w:color="000000"/>
-              <w:bottom w:val="single" w:sz="6" w:space="0" w:color="000000"/>
-              <w:left w:val="single" w:sz="6" w:space="0" w:color="000000"/>
-              <w:right w:val="single" w:sz="6" w:space="0" w:color="000000"/>
-            </w:tcBorders>
-          </w:tcPr>
-          <w:p/>
-        </w:tc>
-      </w:tr>
-      <w:tr>
-        <w:trPr>
-          <w:trHeight w:val="510" w:hRule="atLeast"/>
-        </w:trPr>
-        <w:tc>
-          <w:tcPr>
-            <w:tcW w:type="dxa" w:w="566"/>
-            <w:gridSpan w:val="2"/>
-            <w:vMerge/>
-            <w:tcBorders>
-              <w:top w:val="single" w:sz="6" w:space="0" w:color="000000"/>
-              <w:bottom w:val="single" w:sz="6" w:space="0" w:color="000000"/>
-              <w:left w:val="single" w:sz="6" w:space="0" w:color="000000"/>
-              <w:right w:val="single" w:sz="6" w:space="0" w:color="000000"/>
-            </w:tcBorders>
-          </w:tcPr>
-          <w:p/>
-        </w:tc>
-        <w:tc>
-          <w:tcPr>
-            <w:tcW w:type="dxa" w:w="849"/>
-            <w:gridSpan w:val="3"/>
-            <w:tcBorders>
-              <w:top w:val="single" w:sz="6" w:space="0" w:color="000000"/>
-              <w:bottom w:val="single" w:sz="18" w:space="0" w:color="000000"/>
-              <w:left w:val="single" w:sz="6" w:space="0" w:color="000000"/>
-              <w:right w:val="single" w:sz="6" w:space="0" w:color="000000"/>
-            </w:tcBorders>
-            <w:vAlign w:val="center"/>
             <w:shd w:val="clear" w:color="auto" w:fill="D9D9D9"/>
           </w:tcPr>
           <w:p>
@@ -1744,7 +1646,21 @@
                 <w:b w:val="0"/>
                 <w:sz w:val="17"/>
               </w:rPr>
-              <w:t>振込先口座</w:t>
+              <w:t>振込先</w:t>
+            </w:r>
+          </w:p>
+          <w:p>
+            <w:pPr>
+              <w:spacing w:before="0" w:after="0"/>
+              <w:jc w:val="center"/>
+            </w:pPr>
+            <w:r>
+              <w:rPr>
+                <w:rFonts w:ascii="ＭＳ 明朝" w:hAnsi="ＭＳ 明朝" w:eastAsia="ＭＳ 明朝" w:cs="ＭＳ 明朝"/>
+                <w:b w:val="0"/>
+                <w:sz w:val="17"/>
+              </w:rPr>
+              <w:t>口　座</w:t>
             </w:r>
           </w:p>
           <w:p>
@@ -1764,15 +1680,16 @@
         </w:tc>
         <w:tc>
           <w:tcPr>
-            <w:tcW w:type="dxa" w:w="3679"/>
-            <w:gridSpan w:val="13"/>
+            <w:tcW w:type="dxa" w:w="3402"/>
+            <w:gridSpan w:val="6"/>
+            <w:vMerge w:val="restart"/>
+            <w:vAlign w:val="top"/>
             <w:tcBorders>
-              <w:top w:val="single" w:sz="6" w:space="0" w:color="000000"/>
-              <w:bottom w:val="single" w:sz="18" w:space="0" w:color="000000"/>
-              <w:left w:val="single" w:sz="6" w:space="0" w:color="000000"/>
-              <w:right w:val="single" w:sz="6" w:space="0" w:color="000000"/>
+              <w:top w:val="single" w:sz="4" w:space="0" w:color="000000"/>
+              <w:left w:val="single" w:sz="4" w:space="0" w:color="000000"/>
+              <w:bottom w:val="nil"/>
+              <w:right w:val="dashed" w:sz="4" w:space="0" w:color="000000"/>
             </w:tcBorders>
-            <w:vAlign w:val="center"/>
           </w:tcPr>
           <w:p>
             <w:pPr>
@@ -1783,23 +1700,38 @@
               <w:rPr>
                 <w:rFonts w:ascii="ＭＳ 明朝" w:hAnsi="ＭＳ 明朝" w:eastAsia="ＭＳ 明朝" w:cs="ＭＳ 明朝"/>
                 <w:b w:val="0"/>
-                <w:sz w:val="19"/>
+                <w:sz w:val="18"/>
               </w:rPr>
-              <w:t>{{金融機関}}　（銀行・信金／農協・信組）</w:t>
+              <w:t>{{金融機関}}　銀行・信金／農協・信組</w:t>
+            </w:r>
+          </w:p>
+          <w:p>
+            <w:pPr>
+              <w:spacing w:before="0" w:after="0"/>
+              <w:jc w:val="left"/>
+            </w:pPr>
+            <w:r>
+              <w:rPr>
+                <w:rFonts w:ascii="ＭＳ 明朝" w:hAnsi="ＭＳ 明朝" w:eastAsia="ＭＳ 明朝" w:cs="ＭＳ 明朝"/>
+                <w:b w:val="0"/>
+                <w:sz w:val="18"/>
+              </w:rPr>
+              <w:t>銀行コード（　　　　　）</w:t>
             </w:r>
           </w:p>
         </w:tc>
         <w:tc>
           <w:tcPr>
-            <w:tcW w:type="dxa" w:w="2264"/>
-            <w:gridSpan w:val="8"/>
+            <w:tcW w:type="dxa" w:w="1898"/>
+            <w:gridSpan w:val="9"/>
+            <w:vMerge w:val="restart"/>
+            <w:vAlign w:val="top"/>
             <w:tcBorders>
-              <w:top w:val="single" w:sz="6" w:space="0" w:color="000000"/>
-              <w:bottom w:val="single" w:sz="18" w:space="0" w:color="000000"/>
-              <w:left w:val="single" w:sz="6" w:space="0" w:color="000000"/>
-              <w:right w:val="single" w:sz="6" w:space="0" w:color="000000"/>
+              <w:top w:val="single" w:sz="4" w:space="0" w:color="000000"/>
+              <w:left w:val="dashed" w:sz="4" w:space="0" w:color="000000"/>
+              <w:bottom w:val="nil"/>
+              <w:right w:val="dashed" w:sz="4" w:space="0" w:color="000000"/>
             </w:tcBorders>
-            <w:vAlign w:val="center"/>
           </w:tcPr>
           <w:p>
             <w:pPr>
@@ -1810,24 +1742,11 @@
               <w:rPr>
                 <w:rFonts w:ascii="ＭＳ 明朝" w:hAnsi="ＭＳ 明朝" w:eastAsia="ＭＳ 明朝" w:cs="ＭＳ 明朝"/>
                 <w:b w:val="0"/>
-                <w:sz w:val="19"/>
+                <w:sz w:val="18"/>
               </w:rPr>
-              <w:t>{{支店}}　支店　　普通</w:t>
+              <w:t>{{支店}}　支店</w:t>
             </w:r>
           </w:p>
-        </w:tc>
-        <w:tc>
-          <w:tcPr>
-            <w:tcW w:type="dxa" w:w="2830"/>
-            <w:gridSpan w:val="10"/>
-            <w:tcBorders>
-              <w:top w:val="single" w:sz="6" w:space="0" w:color="000000"/>
-              <w:bottom w:val="single" w:sz="18" w:space="0" w:color="000000"/>
-              <w:left w:val="single" w:sz="6" w:space="0" w:color="000000"/>
-              <w:right w:val="single" w:sz="18" w:space="0" w:color="000000"/>
-            </w:tcBorders>
-            <w:vAlign w:val="center"/>
-          </w:tcPr>
           <w:p>
             <w:pPr>
               <w:spacing w:before="0" w:after="0"/>
@@ -1837,9 +1756,320 @@
               <w:rPr>
                 <w:rFonts w:ascii="ＭＳ 明朝" w:hAnsi="ＭＳ 明朝" w:eastAsia="ＭＳ 明朝" w:cs="ＭＳ 明朝"/>
                 <w:b w:val="0"/>
+                <w:sz w:val="18"/>
+              </w:rPr>
+              <w:t>支店コード（　　　）</w:t>
+            </w:r>
+          </w:p>
+        </w:tc>
+        <w:tc>
+          <w:tcPr>
+            <w:tcW w:type="dxa" w:w="852"/>
+            <w:gridSpan w:val="3"/>
+            <w:vMerge w:val="restart"/>
+            <w:vAlign w:val="center"/>
+            <w:tcBorders>
+              <w:top w:val="single" w:sz="4" w:space="0" w:color="000000"/>
+              <w:left w:val="dashed" w:sz="4" w:space="0" w:color="000000"/>
+              <w:bottom w:val="nil"/>
+              <w:right w:val="dashed" w:sz="4" w:space="0" w:color="000000"/>
+            </w:tcBorders>
+          </w:tcPr>
+          <w:p>
+            <w:pPr>
+              <w:spacing w:before="0" w:after="0"/>
+              <w:jc w:val="center"/>
+            </w:pPr>
+            <w:r>
+              <w:rPr>
+                <w:rFonts w:ascii="ＭＳ 明朝" w:hAnsi="ＭＳ 明朝" w:eastAsia="ＭＳ 明朝" w:cs="ＭＳ 明朝"/>
+                <w:b w:val="0"/>
                 <w:sz w:val="19"/>
               </w:rPr>
-              <w:t>口座番号　{{口座番号}}</w:t>
+              <w:t>普通</w:t>
+            </w:r>
+          </w:p>
+        </w:tc>
+        <w:tc>
+          <w:tcPr>
+            <w:tcW w:type="dxa" w:w="2920"/>
+            <w:gridSpan w:val="8"/>
+            <w:vAlign w:val="center"/>
+            <w:tcBorders>
+              <w:top w:val="single" w:sz="4" w:space="0" w:color="000000"/>
+              <w:left w:val="dashed" w:sz="4" w:space="0" w:color="000000"/>
+              <w:bottom w:val="dashed" w:sz="4" w:space="0" w:color="000000"/>
+              <w:right w:val="single" w:sz="16" w:space="0" w:color="000000"/>
+            </w:tcBorders>
+          </w:tcPr>
+          <w:p>
+            <w:pPr>
+              <w:spacing w:before="0" w:after="0"/>
+              <w:jc w:val="center"/>
+            </w:pPr>
+            <w:r>
+              <w:rPr>
+                <w:rFonts w:ascii="ＭＳ 明朝" w:hAnsi="ＭＳ 明朝" w:eastAsia="ＭＳ 明朝" w:cs="ＭＳ 明朝"/>
+                <w:b w:val="0"/>
+                <w:sz w:val="18"/>
+              </w:rPr>
+              <w:t>口座番号</w:t>
+            </w:r>
+          </w:p>
+        </w:tc>
+      </w:tr>
+      <w:tr>
+        <w:trPr>
+          <w:trHeight w:val="708" w:hRule="exact"/>
+        </w:trPr>
+        <w:tc>
+          <w:tcPr>
+            <w:tcW w:type="dxa" w:w="398"/>
+            <w:vMerge/>
+            <w:tcBorders>
+              <w:top w:val="nil"/>
+              <w:left w:val="single" w:sz="16" w:space="0" w:color="000000"/>
+              <w:bottom w:val="single" w:sz="16" w:space="0" w:color="000000"/>
+              <w:right w:val="single" w:sz="8" w:space="0" w:color="000000"/>
+            </w:tcBorders>
+          </w:tcPr>
+          <w:p/>
+        </w:tc>
+        <w:tc>
+          <w:tcPr>
+            <w:tcW w:type="dxa" w:w="850"/>
+            <w:vMerge/>
+            <w:tcBorders>
+              <w:top w:val="nil"/>
+              <w:left w:val="single" w:sz="8" w:space="0" w:color="000000"/>
+              <w:bottom w:val="single" w:sz="16" w:space="0" w:color="000000"/>
+              <w:right w:val="single" w:sz="4" w:space="0" w:color="000000"/>
+            </w:tcBorders>
+          </w:tcPr>
+          <w:p/>
+        </w:tc>
+        <w:tc>
+          <w:tcPr>
+            <w:tcW w:type="dxa" w:w="3402"/>
+            <w:gridSpan w:val="6"/>
+            <w:vMerge/>
+            <w:tcBorders>
+              <w:top w:val="nil"/>
+              <w:left w:val="single" w:sz="4" w:space="0" w:color="000000"/>
+              <w:bottom w:val="single" w:sz="16" w:space="0" w:color="000000"/>
+              <w:right w:val="dashed" w:sz="4" w:space="0" w:color="000000"/>
+            </w:tcBorders>
+          </w:tcPr>
+          <w:p/>
+        </w:tc>
+        <w:tc>
+          <w:tcPr>
+            <w:tcW w:type="dxa" w:w="1898"/>
+            <w:gridSpan w:val="9"/>
+            <w:vMerge/>
+            <w:tcBorders>
+              <w:top w:val="nil"/>
+              <w:left w:val="dashed" w:sz="4" w:space="0" w:color="000000"/>
+              <w:bottom w:val="single" w:sz="16" w:space="0" w:color="000000"/>
+              <w:right w:val="dashed" w:sz="4" w:space="0" w:color="000000"/>
+            </w:tcBorders>
+          </w:tcPr>
+          <w:p/>
+        </w:tc>
+        <w:tc>
+          <w:tcPr>
+            <w:tcW w:type="dxa" w:w="852"/>
+            <w:gridSpan w:val="3"/>
+            <w:vMerge/>
+            <w:tcBorders>
+              <w:top w:val="nil"/>
+              <w:left w:val="dashed" w:sz="4" w:space="0" w:color="000000"/>
+              <w:bottom w:val="single" w:sz="16" w:space="0" w:color="000000"/>
+              <w:right w:val="dashed" w:sz="4" w:space="0" w:color="000000"/>
+            </w:tcBorders>
+          </w:tcPr>
+          <w:p/>
+        </w:tc>
+        <w:tc>
+          <w:tcPr>
+            <w:tcW w:type="dxa" w:w="416"/>
+            <w:gridSpan w:val="2"/>
+            <w:vAlign w:val="center"/>
+            <w:tcBorders>
+              <w:top w:val="dashed" w:sz="4" w:space="0" w:color="000000"/>
+              <w:left w:val="dashed" w:sz="4" w:space="0" w:color="000000"/>
+              <w:bottom w:val="single" w:sz="16" w:space="0" w:color="000000"/>
+              <w:right w:val="dashed" w:sz="4" w:space="0" w:color="000000"/>
+            </w:tcBorders>
+          </w:tcPr>
+          <w:p>
+            <w:pPr>
+              <w:spacing w:before="0" w:after="0"/>
+              <w:jc w:val="center"/>
+            </w:pPr>
+            <w:r>
+              <w:rPr>
+                <w:rFonts w:ascii="ＭＳ 明朝" w:hAnsi="ＭＳ 明朝" w:eastAsia="ＭＳ 明朝" w:cs="ＭＳ 明朝"/>
+                <w:b/>
+                <w:sz w:val="20"/>
+              </w:rPr>
+              <w:t>{{口座1}}</w:t>
+            </w:r>
+          </w:p>
+        </w:tc>
+        <w:tc>
+          <w:tcPr>
+            <w:tcW w:type="dxa" w:w="418"/>
+            <w:vAlign w:val="center"/>
+            <w:tcBorders>
+              <w:top w:val="dashed" w:sz="4" w:space="0" w:color="000000"/>
+              <w:left w:val="dashed" w:sz="4" w:space="0" w:color="000000"/>
+              <w:bottom w:val="single" w:sz="16" w:space="0" w:color="000000"/>
+              <w:right w:val="dashed" w:sz="4" w:space="0" w:color="000000"/>
+            </w:tcBorders>
+          </w:tcPr>
+          <w:p>
+            <w:pPr>
+              <w:spacing w:before="0" w:after="0"/>
+              <w:jc w:val="center"/>
+            </w:pPr>
+            <w:r>
+              <w:rPr>
+                <w:rFonts w:ascii="ＭＳ 明朝" w:hAnsi="ＭＳ 明朝" w:eastAsia="ＭＳ 明朝" w:cs="ＭＳ 明朝"/>
+                <w:b/>
+                <w:sz w:val="20"/>
+              </w:rPr>
+              <w:t>{{口座2}}</w:t>
+            </w:r>
+          </w:p>
+        </w:tc>
+        <w:tc>
+          <w:tcPr>
+            <w:tcW w:type="dxa" w:w="416"/>
+            <w:vAlign w:val="center"/>
+            <w:tcBorders>
+              <w:top w:val="dashed" w:sz="4" w:space="0" w:color="000000"/>
+              <w:left w:val="dashed" w:sz="4" w:space="0" w:color="000000"/>
+              <w:bottom w:val="single" w:sz="16" w:space="0" w:color="000000"/>
+              <w:right w:val="dashed" w:sz="4" w:space="0" w:color="000000"/>
+            </w:tcBorders>
+          </w:tcPr>
+          <w:p>
+            <w:pPr>
+              <w:spacing w:before="0" w:after="0"/>
+              <w:jc w:val="center"/>
+            </w:pPr>
+            <w:r>
+              <w:rPr>
+                <w:rFonts w:ascii="ＭＳ 明朝" w:hAnsi="ＭＳ 明朝" w:eastAsia="ＭＳ 明朝" w:cs="ＭＳ 明朝"/>
+                <w:b/>
+                <w:sz w:val="20"/>
+              </w:rPr>
+              <w:t>{{口座3}}</w:t>
+            </w:r>
+          </w:p>
+        </w:tc>
+        <w:tc>
+          <w:tcPr>
+            <w:tcW w:type="dxa" w:w="418"/>
+            <w:vAlign w:val="center"/>
+            <w:tcBorders>
+              <w:top w:val="dashed" w:sz="4" w:space="0" w:color="000000"/>
+              <w:left w:val="dashed" w:sz="4" w:space="0" w:color="000000"/>
+              <w:bottom w:val="single" w:sz="16" w:space="0" w:color="000000"/>
+              <w:right w:val="dashed" w:sz="4" w:space="0" w:color="000000"/>
+            </w:tcBorders>
+          </w:tcPr>
+          <w:p>
+            <w:pPr>
+              <w:spacing w:before="0" w:after="0"/>
+              <w:jc w:val="center"/>
+            </w:pPr>
+            <w:r>
+              <w:rPr>
+                <w:rFonts w:ascii="ＭＳ 明朝" w:hAnsi="ＭＳ 明朝" w:eastAsia="ＭＳ 明朝" w:cs="ＭＳ 明朝"/>
+                <w:b/>
+                <w:sz w:val="20"/>
+              </w:rPr>
+              <w:t>{{口座4}}</w:t>
+            </w:r>
+          </w:p>
+        </w:tc>
+        <w:tc>
+          <w:tcPr>
+            <w:tcW w:type="dxa" w:w="416"/>
+            <w:vAlign w:val="center"/>
+            <w:tcBorders>
+              <w:top w:val="dashed" w:sz="4" w:space="0" w:color="000000"/>
+              <w:left w:val="dashed" w:sz="4" w:space="0" w:color="000000"/>
+              <w:bottom w:val="single" w:sz="16" w:space="0" w:color="000000"/>
+              <w:right w:val="dashed" w:sz="4" w:space="0" w:color="000000"/>
+            </w:tcBorders>
+          </w:tcPr>
+          <w:p>
+            <w:pPr>
+              <w:spacing w:before="0" w:after="0"/>
+              <w:jc w:val="center"/>
+            </w:pPr>
+            <w:r>
+              <w:rPr>
+                <w:rFonts w:ascii="ＭＳ 明朝" w:hAnsi="ＭＳ 明朝" w:eastAsia="ＭＳ 明朝" w:cs="ＭＳ 明朝"/>
+                <w:b/>
+                <w:sz w:val="20"/>
+              </w:rPr>
+              <w:t>{{口座5}}</w:t>
+            </w:r>
+          </w:p>
+        </w:tc>
+        <w:tc>
+          <w:tcPr>
+            <w:tcW w:type="dxa" w:w="418"/>
+            <w:vAlign w:val="center"/>
+            <w:tcBorders>
+              <w:top w:val="dashed" w:sz="4" w:space="0" w:color="000000"/>
+              <w:left w:val="dashed" w:sz="4" w:space="0" w:color="000000"/>
+              <w:bottom w:val="single" w:sz="16" w:space="0" w:color="000000"/>
+              <w:right w:val="dashed" w:sz="4" w:space="0" w:color="000000"/>
+            </w:tcBorders>
+          </w:tcPr>
+          <w:p>
+            <w:pPr>
+              <w:spacing w:before="0" w:after="0"/>
+              <w:jc w:val="center"/>
+            </w:pPr>
+            <w:r>
+              <w:rPr>
+                <w:rFonts w:ascii="ＭＳ 明朝" w:hAnsi="ＭＳ 明朝" w:eastAsia="ＭＳ 明朝" w:cs="ＭＳ 明朝"/>
+                <w:b/>
+                <w:sz w:val="20"/>
+              </w:rPr>
+              <w:t>{{口座6}}</w:t>
+            </w:r>
+          </w:p>
+        </w:tc>
+        <w:tc>
+          <w:tcPr>
+            <w:tcW w:type="dxa" w:w="418"/>
+            <w:vAlign w:val="center"/>
+            <w:tcBorders>
+              <w:top w:val="dashed" w:sz="4" w:space="0" w:color="000000"/>
+              <w:left w:val="dashed" w:sz="4" w:space="0" w:color="000000"/>
+              <w:bottom w:val="single" w:sz="16" w:space="0" w:color="000000"/>
+              <w:right w:val="single" w:sz="16" w:space="0" w:color="000000"/>
+            </w:tcBorders>
+          </w:tcPr>
+          <w:p>
+            <w:pPr>
+              <w:spacing w:before="0" w:after="0"/>
+              <w:jc w:val="center"/>
+            </w:pPr>
+            <w:r>
+              <w:rPr>
+                <w:rFonts w:ascii="ＭＳ 明朝" w:hAnsi="ＭＳ 明朝" w:eastAsia="ＭＳ 明朝" w:cs="ＭＳ 明朝"/>
+                <w:b/>
+                <w:sz w:val="20"/>
+              </w:rPr>
+              <w:t>{{口座7}}</w:t>
             </w:r>
           </w:p>
         </w:tc>
@@ -1848,32 +2078,33 @@
     <w:tbl>
       <w:tblPr>
         <w:tblW w:type="auto" w:w="0"/>
+        <w:jc w:val="center"/>
         <w:tblLayout w:type="fixed"/>
         <w:tblLook w:firstColumn="1" w:firstRow="1" w:lastColumn="0" w:lastRow="0" w:noHBand="0" w:noVBand="1" w:val="04A0"/>
         <w:tblLayout w:type="fixed"/>
         <w:tblCellMar>
-          <w:top w:w="40" w:type="dxa"/>
-          <w:left w:w="80" w:type="dxa"/>
-          <w:bottom w:w="40" w:type="dxa"/>
-          <w:right w:w="80" w:type="dxa"/>
+          <w:top w:w="10" w:type="dxa"/>
+          <w:left w:w="40" w:type="dxa"/>
+          <w:bottom w:w="10" w:type="dxa"/>
+          <w:right w:w="40" w:type="dxa"/>
         </w:tblCellMar>
       </w:tblPr>
       <w:tblGrid>
-        <w:gridCol w:w="10206"/>
+        <w:gridCol w:w="10320"/>
       </w:tblGrid>
       <w:tr>
         <w:trPr>
-          <w:trHeight w:val="850" w:hRule="atLeast"/>
+          <w:trHeight w:val="736" w:hRule="exact"/>
         </w:trPr>
         <w:tc>
           <w:tcPr>
-            <w:tcW w:type="dxa" w:w="10205"/>
+            <w:tcW w:type="dxa" w:w="10320"/>
             <w:vAlign w:val="top"/>
             <w:tcBorders>
-              <w:top w:val="single" w:sz="6" w:space="0" w:color="000000"/>
-              <w:bottom w:val="single" w:sz="6" w:space="0" w:color="000000"/>
-              <w:left w:val="single" w:sz="6" w:space="0" w:color="000000"/>
-              <w:right w:val="single" w:sz="6" w:space="0" w:color="000000"/>
+              <w:top w:val="single" w:sz="4" w:space="0" w:color="000000"/>
+              <w:left w:val="single" w:sz="4" w:space="0" w:color="000000"/>
+              <w:bottom w:val="single" w:sz="4" w:space="0" w:color="000000"/>
+              <w:right w:val="single" w:sz="4" w:space="0" w:color="000000"/>
             </w:tcBorders>
           </w:tcPr>
           <w:p>
@@ -1895,7 +2126,7 @@
     </w:tbl>
     <w:p>
       <w:pPr>
-        <w:spacing w:before="80" w:after="0"/>
+        <w:spacing w:before="100" w:after="0"/>
         <w:ind w:left="113" w:firstLine="0"/>
       </w:pPr>
       <w:r>
@@ -1965,7 +2196,7 @@
     </w:p>
     <w:p>
       <w:pPr>
-        <w:spacing w:before="80" w:after="200"/>
+        <w:spacing w:before="80" w:after="280"/>
         <w:ind w:left="0" w:firstLine="0"/>
         <w:jc w:val="right"/>
       </w:pPr>
@@ -1994,7 +2225,7 @@
     </w:p>
     <w:p>
       <w:pPr>
-        <w:spacing w:before="0" w:after="200"/>
+        <w:spacing w:before="0" w:after="280"/>
         <w:ind w:left="283" w:firstLine="0"/>
       </w:pPr>
       <w:r>
@@ -2035,32 +2266,32 @@
         </w:tblCellMar>
       </w:tblPr>
       <w:tblGrid>
-        <w:gridCol w:w="1701"/>
-        <w:gridCol w:w="1701"/>
-        <w:gridCol w:w="1701"/>
-        <w:gridCol w:w="1701"/>
-        <w:gridCol w:w="1701"/>
-        <w:gridCol w:w="1701"/>
+        <w:gridCol w:w="2070"/>
+        <w:gridCol w:w="1360"/>
+        <w:gridCol w:w="1362"/>
+        <w:gridCol w:w="2068"/>
+        <w:gridCol w:w="3460"/>
       </w:tblGrid>
       <w:tr>
         <w:trPr>
-          <w:trHeight w:val="737" w:hRule="atLeast"/>
+          <w:trHeight w:val="878" w:hRule="exact"/>
         </w:trPr>
         <w:tc>
           <w:tcPr>
-            <w:tcW w:type="dxa" w:w="3402"/>
+            <w:tcW w:type="dxa" w:w="3430"/>
             <w:gridSpan w:val="2"/>
+            <w:vAlign w:val="top"/>
             <w:tcBorders>
-              <w:top w:val="single" w:sz="6" w:space="0" w:color="000000"/>
-              <w:bottom w:val="single" w:sz="6" w:space="0" w:color="000000"/>
-              <w:left w:val="single" w:sz="6" w:space="0" w:color="000000"/>
-              <w:right w:val="single" w:sz="6" w:space="0" w:color="000000"/>
+              <w:top w:val="single" w:sz="4" w:space="0" w:color="000000"/>
+              <w:left w:val="single" w:sz="4" w:space="0" w:color="000000"/>
+              <w:bottom w:val="single" w:sz="4" w:space="0" w:color="000000"/>
+              <w:right w:val="single" w:sz="4" w:space="0" w:color="000000"/>
             </w:tcBorders>
-            <w:vAlign w:val="top"/>
           </w:tcPr>
           <w:p>
             <w:pPr>
               <w:spacing w:before="0" w:after="0"/>
+              <w:jc w:val="left"/>
             </w:pPr>
             <w:r>
               <w:rPr>
@@ -2074,19 +2305,20 @@
         </w:tc>
         <w:tc>
           <w:tcPr>
-            <w:tcW w:type="dxa" w:w="3402"/>
+            <w:tcW w:type="dxa" w:w="3430"/>
             <w:gridSpan w:val="2"/>
+            <w:vAlign w:val="top"/>
             <w:tcBorders>
-              <w:top w:val="single" w:sz="6" w:space="0" w:color="000000"/>
-              <w:bottom w:val="single" w:sz="6" w:space="0" w:color="000000"/>
-              <w:left w:val="single" w:sz="6" w:space="0" w:color="000000"/>
-              <w:right w:val="single" w:sz="6" w:space="0" w:color="000000"/>
+              <w:top w:val="single" w:sz="4" w:space="0" w:color="000000"/>
+              <w:left w:val="single" w:sz="4" w:space="0" w:color="000000"/>
+              <w:bottom w:val="single" w:sz="4" w:space="0" w:color="000000"/>
+              <w:right w:val="single" w:sz="4" w:space="0" w:color="000000"/>
             </w:tcBorders>
-            <w:vAlign w:val="top"/>
           </w:tcPr>
           <w:p>
             <w:pPr>
               <w:spacing w:before="0" w:after="0"/>
+              <w:jc w:val="left"/>
             </w:pPr>
             <w:r>
               <w:rPr>
@@ -2100,6 +2332,7 @@
           <w:p>
             <w:pPr>
               <w:spacing w:before="0" w:after="0"/>
+              <w:jc w:val="left"/>
             </w:pPr>
             <w:r>
               <w:rPr>
@@ -2107,25 +2340,25 @@
                 <w:b w:val="0"/>
                 <w:sz w:val="19"/>
               </w:rPr>
-              <w:t xml:space="preserve">　　　年　　月　　日</w:t>
+              <w:t xml:space="preserve">　　　　年　　　月　　　日</w:t>
             </w:r>
           </w:p>
         </w:tc>
         <w:tc>
           <w:tcPr>
-            <w:tcW w:type="dxa" w:w="3402"/>
-            <w:gridSpan w:val="2"/>
+            <w:tcW w:type="dxa" w:w="3460"/>
+            <w:vAlign w:val="top"/>
             <w:tcBorders>
-              <w:top w:val="single" w:sz="6" w:space="0" w:color="000000"/>
-              <w:bottom w:val="single" w:sz="6" w:space="0" w:color="000000"/>
-              <w:left w:val="single" w:sz="6" w:space="0" w:color="000000"/>
-              <w:right w:val="single" w:sz="6" w:space="0" w:color="000000"/>
+              <w:top w:val="single" w:sz="4" w:space="0" w:color="000000"/>
+              <w:left w:val="single" w:sz="4" w:space="0" w:color="000000"/>
+              <w:bottom w:val="single" w:sz="4" w:space="0" w:color="000000"/>
+              <w:right w:val="single" w:sz="4" w:space="0" w:color="000000"/>
             </w:tcBorders>
-            <w:vAlign w:val="top"/>
           </w:tcPr>
           <w:p>
             <w:pPr>
               <w:spacing w:before="0" w:after="0"/>
+              <w:jc w:val="left"/>
             </w:pPr>
             <w:r>
               <w:rPr>
@@ -2139,6 +2372,7 @@
           <w:p>
             <w:pPr>
               <w:spacing w:before="0" w:after="0"/>
+              <w:jc w:val="left"/>
             </w:pPr>
             <w:r>
               <w:rPr>
@@ -2146,31 +2380,30 @@
                 <w:b w:val="0"/>
                 <w:sz w:val="19"/>
               </w:rPr>
-              <w:t xml:space="preserve">　　　年　　月　　日</w:t>
+              <w:t xml:space="preserve">　　　　年　　　月　　　日</w:t>
             </w:r>
           </w:p>
         </w:tc>
       </w:tr>
       <w:tr>
         <w:trPr>
-          <w:trHeight w:val="567" w:hRule="atLeast"/>
+          <w:trHeight w:val="1106" w:hRule="exact"/>
         </w:trPr>
         <w:tc>
           <w:tcPr>
-            <w:tcW w:type="dxa" w:w="3402"/>
-            <w:gridSpan w:val="2"/>
-            <w:vMerge w:val="restart"/>
+            <w:tcW w:type="dxa" w:w="2070"/>
+            <w:vAlign w:val="top"/>
             <w:tcBorders>
-              <w:top w:val="single" w:sz="6" w:space="0" w:color="000000"/>
-              <w:bottom w:val="single" w:sz="6" w:space="0" w:color="000000"/>
-              <w:left w:val="single" w:sz="6" w:space="0" w:color="000000"/>
-              <w:right w:val="single" w:sz="6" w:space="0" w:color="000000"/>
+              <w:top w:val="single" w:sz="4" w:space="0" w:color="000000"/>
+              <w:left w:val="single" w:sz="4" w:space="0" w:color="000000"/>
+              <w:bottom w:val="single" w:sz="4" w:space="0" w:color="000000"/>
+              <w:right w:val="single" w:sz="4" w:space="0" w:color="000000"/>
             </w:tcBorders>
-            <w:vAlign w:val="top"/>
           </w:tcPr>
           <w:p>
             <w:pPr>
               <w:spacing w:before="0" w:after="0"/>
+              <w:jc w:val="left"/>
             </w:pPr>
             <w:r>
               <w:rPr>
@@ -2184,11 +2417,13 @@
           <w:p>
             <w:pPr>
               <w:spacing w:before="0" w:after="0"/>
+              <w:jc w:val="left"/>
             </w:pPr>
           </w:p>
           <w:p>
             <w:pPr>
               <w:spacing w:before="0" w:after="0"/>
+              <w:jc w:val="left"/>
             </w:pPr>
             <w:r>
               <w:rPr>
@@ -2196,26 +2431,26 @@
                 <w:b w:val="0"/>
                 <w:sz w:val="19"/>
               </w:rPr>
-              <w:t xml:space="preserve">　　　　　　　　万円</w:t>
+              <w:t xml:space="preserve">　　　　　　　万円</w:t>
             </w:r>
           </w:p>
         </w:tc>
         <w:tc>
           <w:tcPr>
-            <w:tcW w:type="dxa" w:w="3402"/>
+            <w:tcW w:type="dxa" w:w="2722"/>
             <w:gridSpan w:val="2"/>
-            <w:vMerge w:val="restart"/>
+            <w:vAlign w:val="top"/>
             <w:tcBorders>
-              <w:top w:val="single" w:sz="6" w:space="0" w:color="000000"/>
-              <w:bottom w:val="single" w:sz="6" w:space="0" w:color="000000"/>
-              <w:left w:val="single" w:sz="6" w:space="0" w:color="000000"/>
-              <w:right w:val="single" w:sz="6" w:space="0" w:color="000000"/>
+              <w:top w:val="single" w:sz="4" w:space="0" w:color="000000"/>
+              <w:left w:val="single" w:sz="4" w:space="0" w:color="000000"/>
+              <w:bottom w:val="single" w:sz="4" w:space="0" w:color="000000"/>
+              <w:right w:val="single" w:sz="4" w:space="0" w:color="000000"/>
             </w:tcBorders>
-            <w:vAlign w:val="top"/>
           </w:tcPr>
           <w:p>
             <w:pPr>
               <w:spacing w:before="0" w:after="0"/>
+              <w:jc w:val="left"/>
             </w:pPr>
             <w:r>
               <w:rPr>
@@ -2229,6 +2464,7 @@
           <w:p>
             <w:pPr>
               <w:spacing w:before="0" w:after="0"/>
+              <w:jc w:val="left"/>
             </w:pPr>
             <w:r>
               <w:rPr>
@@ -2236,12 +2472,13 @@
                 <w:b w:val="0"/>
                 <w:sz w:val="19"/>
               </w:rPr>
-              <w:t xml:space="preserve">　　％　　　　　　円</w:t>
+              <w:t xml:space="preserve">　　　　％　　　　　円</w:t>
             </w:r>
           </w:p>
           <w:p>
             <w:pPr>
               <w:spacing w:before="0" w:after="0"/>
+              <w:jc w:val="left"/>
             </w:pPr>
             <w:r>
               <w:rPr>
@@ -2249,32 +2486,32 @@
                 <w:b w:val="0"/>
                 <w:sz w:val="19"/>
               </w:rPr>
-              <w:t>（修学期間　　　　円）</w:t>
+              <w:t>（修学期間　　　　　　円）</w:t>
             </w:r>
           </w:p>
         </w:tc>
         <w:tc>
           <w:tcPr>
-            <w:tcW w:type="dxa" w:w="3402"/>
+            <w:tcW w:type="dxa" w:w="5528"/>
             <w:gridSpan w:val="2"/>
-            <w:vMerge w:val="restart"/>
+            <w:vAlign w:val="top"/>
             <w:tcBorders>
-              <w:top w:val="single" w:sz="6" w:space="0" w:color="000000"/>
-              <w:bottom w:val="single" w:sz="6" w:space="0" w:color="000000"/>
-              <w:left w:val="single" w:sz="6" w:space="0" w:color="000000"/>
-              <w:right w:val="single" w:sz="6" w:space="0" w:color="000000"/>
+              <w:top w:val="single" w:sz="4" w:space="0" w:color="000000"/>
+              <w:left w:val="single" w:sz="4" w:space="0" w:color="000000"/>
+              <w:bottom w:val="single" w:sz="4" w:space="0" w:color="000000"/>
+              <w:right w:val="single" w:sz="4" w:space="0" w:color="000000"/>
             </w:tcBorders>
-            <w:vAlign w:val="top"/>
           </w:tcPr>
           <w:p>
             <w:pPr>
               <w:spacing w:before="0" w:after="0"/>
+              <w:jc w:val="left"/>
             </w:pPr>
             <w:r>
               <w:rPr>
                 <w:rFonts w:ascii="ＭＳ 明朝" w:hAnsi="ＭＳ 明朝" w:eastAsia="ＭＳ 明朝" w:cs="ＭＳ 明朝"/>
                 <w:b w:val="0"/>
-                <w:sz w:val="17"/>
+                <w:sz w:val="19"/>
               </w:rPr>
               <w:t>償還期間</w:t>
             </w:r>
@@ -2282,76 +2519,31 @@
           <w:p>
             <w:pPr>
               <w:spacing w:before="0" w:after="0"/>
+              <w:jc w:val="left"/>
             </w:pPr>
             <w:r>
               <w:rPr>
                 <w:rFonts w:ascii="ＭＳ 明朝" w:hAnsi="ＭＳ 明朝" w:eastAsia="ＭＳ 明朝" w:cs="ＭＳ 明朝"/>
                 <w:b w:val="0"/>
-                <w:sz w:val="17"/>
+                <w:sz w:val="19"/>
               </w:rPr>
-              <w:t xml:space="preserve">　　年　月～　　年　月（　回）</w:t>
+              <w:t xml:space="preserve">　　　　　年　　月～　　　年　　月（　　回）</w:t>
             </w:r>
           </w:p>
           <w:p>
             <w:pPr>
               <w:spacing w:before="0" w:after="0"/>
+              <w:jc w:val="left"/>
             </w:pPr>
             <w:r>
               <w:rPr>
                 <w:rFonts w:ascii="ＭＳ 明朝" w:hAnsi="ＭＳ 明朝" w:eastAsia="ＭＳ 明朝" w:cs="ＭＳ 明朝"/>
                 <w:b w:val="0"/>
-                <w:sz w:val="17"/>
+                <w:sz w:val="19"/>
               </w:rPr>
-              <w:t>［修学］年　月～　年　月（　回）</w:t>
+              <w:t>［修学］　年　　月～　　　年　　月（　　回）</w:t>
             </w:r>
           </w:p>
-        </w:tc>
-      </w:tr>
-      <w:tr>
-        <w:trPr>
-          <w:trHeight w:val="567" w:hRule="atLeast"/>
-        </w:trPr>
-        <w:tc>
-          <w:tcPr>
-            <w:tcW w:type="dxa" w:w="3402"/>
-            <w:gridSpan w:val="2"/>
-            <w:vMerge/>
-            <w:tcBorders>
-              <w:top w:val="single" w:sz="6" w:space="0" w:color="000000"/>
-              <w:bottom w:val="single" w:sz="6" w:space="0" w:color="000000"/>
-              <w:left w:val="single" w:sz="6" w:space="0" w:color="000000"/>
-              <w:right w:val="single" w:sz="6" w:space="0" w:color="000000"/>
-            </w:tcBorders>
-          </w:tcPr>
-          <w:p/>
-        </w:tc>
-        <w:tc>
-          <w:tcPr>
-            <w:tcW w:type="dxa" w:w="3402"/>
-            <w:gridSpan w:val="2"/>
-            <w:vMerge/>
-            <w:tcBorders>
-              <w:top w:val="single" w:sz="6" w:space="0" w:color="000000"/>
-              <w:bottom w:val="single" w:sz="6" w:space="0" w:color="000000"/>
-              <w:left w:val="single" w:sz="6" w:space="0" w:color="000000"/>
-              <w:right w:val="single" w:sz="6" w:space="0" w:color="000000"/>
-            </w:tcBorders>
-          </w:tcPr>
-          <w:p/>
-        </w:tc>
-        <w:tc>
-          <w:tcPr>
-            <w:tcW w:type="dxa" w:w="3402"/>
-            <w:gridSpan w:val="2"/>
-            <w:vMerge/>
-            <w:tcBorders>
-              <w:top w:val="single" w:sz="6" w:space="0" w:color="000000"/>
-              <w:bottom w:val="single" w:sz="6" w:space="0" w:color="000000"/>
-              <w:left w:val="single" w:sz="6" w:space="0" w:color="000000"/>
-              <w:right w:val="single" w:sz="6" w:space="0" w:color="000000"/>
-            </w:tcBorders>
-          </w:tcPr>
-          <w:p/>
         </w:tc>
       </w:tr>
     </w:tbl>
@@ -2372,7 +2564,7 @@
     </w:p>
     <w:sectPr>
       <w:pgSz w:w="11906" w:h="16838"/>
-      <w:pgMar w:top="680" w:right="850" w:bottom="567" w:left="850" w:header="720" w:footer="720" w:gutter="0"/>
+      <w:pgMar w:top="567" w:right="850" w:bottom="454" w:left="850" w:header="720" w:footer="720" w:gutter="0"/>
       <w:cols w:space="720"/>
       <w:docGrid w:linePitch="360"/>
     </w:sectPr>

--- a/貸付申込書テンプレート.docx
+++ b/貸付申込書テンプレート.docx
@@ -1531,7 +1531,7 @@
                 <w:b w:val="0"/>
                 <w:sz w:val="18"/>
               </w:rPr>
-              <w:t xml:space="preserve">　住宅貸付　　　特別貸付　　　普通貸付</w:t>
+              <w:t xml:space="preserve">　{{現在住宅}}住宅貸付　　{{現在特別}}特別貸付　　{{現在普通}}普通貸付</w:t>
             </w:r>
           </w:p>
           <w:p>
@@ -1545,7 +1545,7 @@
                 <w:b w:val="0"/>
                 <w:sz w:val="18"/>
               </w:rPr>
-              <w:t xml:space="preserve">　災害貸付　　　な　　し</w:t>
+              <w:t xml:space="preserve">　{{現在災害}}災害貸付　　{{現在なし}}な　し</w:t>
             </w:r>
           </w:p>
         </w:tc>
@@ -1586,7 +1586,7 @@
                 <w:b w:val="0"/>
                 <w:sz w:val="18"/>
               </w:rPr>
-              <w:t xml:space="preserve">　住宅貸付　　　特別貸付　　　普通貸付</w:t>
+              <w:t xml:space="preserve">　{{同時住宅}}住宅貸付　　{{同時特別}}特別貸付　　{{同時普通}}普通貸付</w:t>
             </w:r>
           </w:p>
           <w:p>
@@ -1600,7 +1600,7 @@
                 <w:b w:val="0"/>
                 <w:sz w:val="18"/>
               </w:rPr>
-              <w:t xml:space="preserve">　災害貸付　　　な　　し</w:t>
+              <w:t xml:space="preserve">　{{同時災害}}災害貸付　　{{同時なし}}な　し</w:t>
             </w:r>
           </w:p>
         </w:tc>

--- a/貸付申込書テンプレート.docx
+++ b/貸付申込書テンプレート.docx
@@ -1152,7 +1152,7 @@
                 <w:b w:val="0"/>
                 <w:sz w:val="19"/>
               </w:rPr>
-              <w:t>S・H・R　{{加入年月}}</w:t>
+              <w:t>{{加入S}}S・{{加入H}}H・{{加入R}}R　{{加入年月}}</w:t>
             </w:r>
           </w:p>
         </w:tc>
@@ -1287,6 +1287,121 @@
               </w:rPr>
               <w:t>氏名　{{氏名}}</w:t>
             </w:r>
+            <w:r xmlns:a="http://schemas.openxmlformats.org/drawingml/2006/main">
+              <w:drawing>
+                <wp:anchor distT="0" distB="0" distL="0" distR="0" simplePos="0" relativeHeight="251650101" behindDoc="0" locked="0" layoutInCell="1" allowOverlap="1">
+                  <wp:simplePos x="0" y="0"/>
+                  <wp:positionH relativeFrom="column">
+                    <wp:posOffset>2146300</wp:posOffset>
+                  </wp:positionH>
+                  <wp:positionV relativeFrom="paragraph">
+                    <wp:posOffset>177800</wp:posOffset>
+                  </wp:positionV>
+                  <wp:extent cx="355600" cy="330200"/>
+                  <wp:effectExtent l="0" t="0" r="0" b="0"/>
+                  <wp:wrapNone/>
+                  <wp:docPr id="101" name="印"/>
+                  <wp:cNvGraphicFramePr/>
+                  <a:graphic>
+                    <a:graphicData uri="http://schemas.microsoft.com/office/word/2010/wordprocessingShape">
+                      <wps:wsp>
+                        <wps:cNvSpPr/>
+                        <wps:spPr>
+                          <a:xfrm>
+                            <a:off x="0" y="0"/>
+                            <a:ext cx="355600" cy="330200"/>
+                          </a:xfrm>
+                          <a:prstGeom prst="ellipse">
+                            <a:avLst/>
+                          </a:prstGeom>
+                          <a:noFill/>
+                          <a:ln w="6350">
+                            <a:solidFill>
+                              <a:srgbClr val="000000"/>
+                            </a:solidFill>
+                            <a:prstDash val="dash"/>
+                          </a:ln>
+                        </wps:spPr>
+                        <wps:txbx>
+                          <w:txbxContent>
+                            <w:p>
+                              <w:pPr>
+                                <w:spacing w:before="0" w:after="0"/>
+                                <w:jc w:val="center"/>
+                              </w:pPr>
+                              <w:r>
+                                <w:rPr>
+                                  <w:rFonts w:ascii="ＭＳ 明朝" w:hAnsi="ＭＳ 明朝" w:eastAsia="ＭＳ 明朝"/>
+                                  <w:sz w:val="22"/>
+                                </w:rPr>
+                                <w:t>印</w:t>
+                              </w:r>
+                            </w:p>
+                          </w:txbxContent>
+                        </wps:txbx>
+                        <wps:bodyPr lIns="0" tIns="0" rIns="0" bIns="0" anchor="ctr"/>
+                      </wps:wsp>
+                    </a:graphicData>
+                  </a:graphic>
+                </wp:anchor>
+              </w:drawing>
+            </w:r>
+            <w:r xmlns:a="http://schemas.openxmlformats.org/drawingml/2006/main">
+              <w:drawing>
+                <wp:anchor distT="0" distB="0" distL="0" distR="0" simplePos="0" relativeHeight="251650102" behindDoc="0" locked="0" layoutInCell="1" allowOverlap="1">
+                  <wp:simplePos x="0" y="0"/>
+                  <wp:positionH relativeFrom="column">
+                    <wp:posOffset>2222500</wp:posOffset>
+                  </wp:positionH>
+                  <wp:positionV relativeFrom="paragraph">
+                    <wp:posOffset>25400</wp:posOffset>
+                  </wp:positionV>
+                  <wp:extent cx="203200" cy="127000"/>
+                  <wp:effectExtent l="0" t="0" r="0" b="0"/>
+                  <wp:wrapNone/>
+                  <wp:docPr id="102" name="注4"/>
+                  <wp:cNvGraphicFramePr/>
+                  <a:graphic>
+                    <a:graphicData uri="http://schemas.microsoft.com/office/word/2010/wordprocessingShape">
+                      <wps:wsp>
+                        <wps:cNvSpPr/>
+                        <wps:spPr>
+                          <a:xfrm>
+                            <a:off x="0" y="0"/>
+                            <a:ext cx="203200" cy="127000"/>
+                          </a:xfrm>
+                          <a:prstGeom prst="rect">
+                            <a:avLst/>
+                          </a:prstGeom>
+                          <a:noFill/>
+                          <a:ln>
+                            <a:noFill/>
+                          </a:ln>
+                        </wps:spPr>
+                        <wps:txbx>
+                          <w:txbxContent>
+                            <w:p>
+                              <w:pPr>
+                                <w:spacing w:before="0" w:after="0"/>
+                                <w:jc w:val="center"/>
+                              </w:pPr>
+                              <w:r>
+                                <w:rPr>
+                                  <w:rFonts w:ascii="ＭＳ 明朝" w:hAnsi="ＭＳ 明朝" w:eastAsia="ＭＳ 明朝"/>
+                                  <w:sz w:val="16"/>
+                                </w:rPr>
+                                <w:t>※４</w:t>
+                              </w:r>
+                            </w:p>
+                          </w:txbxContent>
+                        </wps:txbx>
+                        <wps:bodyPr lIns="0" tIns="0" rIns="0" bIns="0" anchor="ctr"/>
+                      </wps:wsp>
+                    </a:graphicData>
+                  </a:graphic>
+                </wp:anchor>
+              </w:drawing>
+            </w:r>
           </w:p>
           <w:p>
             <w:pPr>
@@ -1299,7 +1414,7 @@
                 <w:b w:val="0"/>
                 <w:sz w:val="19"/>
               </w:rPr>
-              <w:t>生年月日　S・H　{{生年月日}}</w:t>
+              <w:t>生年月日　{{生年S}}S・{{生年H}}H　{{生年月日}}</w:t>
             </w:r>
           </w:p>
         </w:tc>

--- a/貸付申込書テンプレート.docx
+++ b/貸付申込書テンプレート.docx
@@ -2230,10 +2230,10 @@
             <w:r>
               <w:rPr>
                 <w:rFonts w:ascii="ＭＳ 明朝" w:hAnsi="ＭＳ 明朝" w:eastAsia="ＭＳ 明朝" w:cs="ＭＳ 明朝"/>
-                <w:b w:val="0"/>
+                <w:b/>
                 <w:sz w:val="17"/>
               </w:rPr>
-              <w:t>申込人の給与等の確認（給与担当課長の確認）</w:t>
+              <w:t>{{給与確認}}</w:t>
             </w:r>
           </w:p>
         </w:tc>
@@ -2677,6 +2677,106 @@
         <w:t>R.6.2　改訂</w:t>
       </w:r>
     </w:p>
+    <w:p>
+      <w:pPr>
+        <w:pageBreakBefore/>
+        <w:spacing w:before="0" w:after="160"/>
+        <w:ind w:left="0" w:firstLine="0"/>
+        <w:jc w:val="center"/>
+      </w:pPr>
+      <w:r>
+        <w:rPr>
+          <w:rFonts w:ascii="ＭＳ 明朝" w:hAnsi="ＭＳ 明朝" w:eastAsia="ＭＳ 明朝" w:cs="ＭＳ 明朝"/>
+          <w:b/>
+          <w:sz w:val="28"/>
+        </w:rPr>
+        <w:t>提出書類の案内</w:t>
+      </w:r>
+    </w:p>
+    <w:p>
+      <w:pPr>
+        <w:spacing w:before="0" w:after="80"/>
+        <w:ind w:left="0" w:firstLine="0"/>
+      </w:pPr>
+      <w:r>
+        <w:rPr>
+          <w:rFonts w:ascii="ＭＳ 明朝" w:hAnsi="ＭＳ 明朝" w:eastAsia="ＭＳ 明朝" w:cs="ＭＳ 明朝"/>
+          <w:b w:val="0"/>
+          <w:sz w:val="21"/>
+        </w:rPr>
+        <w:t>貸付区分：{{貸付区分}}　　氏名：{{氏名}}</w:t>
+      </w:r>
+    </w:p>
+    <w:p>
+      <w:pPr>
+        <w:spacing w:before="0" w:after="200"/>
+        <w:ind w:left="0" w:firstLine="0"/>
+      </w:pPr>
+      <w:r>
+        <w:rPr>
+          <w:rFonts w:ascii="ＭＳ 明朝" w:hAnsi="ＭＳ 明朝" w:eastAsia="ＭＳ 明朝" w:cs="ＭＳ 明朝"/>
+          <w:b w:val="0"/>
+          <w:sz w:val="21"/>
+        </w:rPr>
+        <w:t>提出先：{{提出先}}</w:t>
+      </w:r>
+    </w:p>
+    <w:p>
+      <w:pPr>
+        <w:spacing w:before="0" w:after="80"/>
+        <w:ind w:left="0" w:firstLine="0"/>
+      </w:pPr>
+      <w:r>
+        <w:rPr>
+          <w:rFonts w:ascii="ＭＳ 明朝" w:hAnsi="ＭＳ 明朝" w:eastAsia="ＭＳ 明朝" w:cs="ＭＳ 明朝"/>
+          <w:b/>
+          <w:sz w:val="22"/>
+        </w:rPr>
+        <w:t>７　申込時の提出書類</w:t>
+      </w:r>
+    </w:p>
+    <w:p>
+      <w:pPr>
+        <w:spacing w:before="0" w:after="240"/>
+        <w:ind w:left="283" w:firstLine="0"/>
+      </w:pPr>
+      <w:r>
+        <w:rPr>
+          <w:rFonts w:ascii="ＭＳ 明朝" w:hAnsi="ＭＳ 明朝" w:eastAsia="ＭＳ 明朝" w:cs="ＭＳ 明朝"/>
+          <w:b w:val="0"/>
+          <w:sz w:val="21"/>
+        </w:rPr>
+        <w:t>{{提出書類}}</w:t>
+      </w:r>
+    </w:p>
+    <w:p>
+      <w:pPr>
+        <w:spacing w:before="0" w:after="80"/>
+        <w:ind w:left="0" w:firstLine="0"/>
+      </w:pPr>
+      <w:r>
+        <w:rPr>
+          <w:rFonts w:ascii="ＭＳ 明朝" w:hAnsi="ＭＳ 明朝" w:eastAsia="ＭＳ 明朝" w:cs="ＭＳ 明朝"/>
+          <w:b/>
+          <w:sz w:val="22"/>
+        </w:rPr>
+        <w:t>８　貸付金交付後の提出書類</w:t>
+      </w:r>
+    </w:p>
+    <w:p>
+      <w:pPr>
+        <w:spacing w:before="0" w:after="80"/>
+        <w:ind w:left="283" w:firstLine="0"/>
+      </w:pPr>
+      <w:r>
+        <w:rPr>
+          <w:rFonts w:ascii="ＭＳ 明朝" w:hAnsi="ＭＳ 明朝" w:eastAsia="ＭＳ 明朝" w:cs="ＭＳ 明朝"/>
+          <w:b w:val="0"/>
+          <w:sz w:val="21"/>
+        </w:rPr>
+        <w:t>{{交付後書類}}</w:t>
+      </w:r>
+    </w:p>
     <w:sectPr>
       <w:pgSz w:w="11906" w:h="16838"/>
       <w:pgMar w:top="567" w:right="850" w:bottom="454" w:left="850" w:header="720" w:footer="720" w:gutter="0"/>

--- a/貸付申込書テンプレート.docx
+++ b/貸付申込書テンプレート.docx
@@ -2690,7 +2690,7 @@
           <w:b/>
           <w:sz w:val="28"/>
         </w:rPr>
-        <w:t>提出書類の案内</w:t>
+        <w:t>提出書類チェックリスト</w:t>
       </w:r>
     </w:p>
     <w:p>
@@ -2709,7 +2709,7 @@
     </w:p>
     <w:p>
       <w:pPr>
-        <w:spacing w:before="0" w:after="200"/>
+        <w:spacing w:before="0" w:after="120"/>
         <w:ind w:left="0" w:firstLine="0"/>
       </w:pPr>
       <w:r>
@@ -2723,6 +2723,20 @@
     </w:p>
     <w:p>
       <w:pPr>
+        <w:spacing w:before="0" w:after="200"/>
+        <w:ind w:left="0" w:firstLine="0"/>
+      </w:pPr>
+      <w:r>
+        <w:rPr>
+          <w:rFonts w:ascii="ＭＳ 明朝" w:hAnsi="ＭＳ 明朝" w:eastAsia="ＭＳ 明朝" w:cs="ＭＳ 明朝"/>
+          <w:b/>
+          <w:sz w:val="21"/>
+        </w:rPr>
+        <w:t>提出前に、該当する項目をすべてチェックしてから、このチェックリストを添えて提出してください。</w:t>
+      </w:r>
+    </w:p>
+    <w:p>
+      <w:pPr>
         <w:spacing w:before="0" w:after="80"/>
         <w:ind w:left="0" w:firstLine="0"/>
       </w:pPr>
@@ -2732,7 +2746,7 @@
           <w:b/>
           <w:sz w:val="22"/>
         </w:rPr>
-        <w:t>７　申込時の提出書類</w:t>
+        <w:t>申込時の提出書類</w:t>
       </w:r>
     </w:p>
     <w:p>
@@ -2760,7 +2774,7 @@
           <w:b/>
           <w:sz w:val="22"/>
         </w:rPr>
-        <w:t>８　貸付金交付後の提出書類</w:t>
+        <w:t>貸付金交付後の提出書類</w:t>
       </w:r>
     </w:p>
     <w:p>
